--- a/contribution_table.docx
+++ b/contribution_table.docx
@@ -145,6 +145,8 @@
           <w:p>
             <w:pPr>
               <w:jc w:val="center"/>
+            </w:pPr>
+            <w:r>
               <w:rPr>
                 <w:rFonts w:ascii="Arial" w:eastAsia="Arial" w:hAnsi="Arial" w:cs="Arial"/>
                 <w:b/>
@@ -152,6 +154,41 @@
                 <w:sz w:val="22"/>
                 <w:szCs w:val="22"/>
               </w:rPr>
+              <w:t>Gabriel Martin</w:t>
+            </w:r>
+            <w:r>
+              <w:rPr>
+                <w:rFonts w:ascii="Arial" w:eastAsia="Arial" w:hAnsi="Arial" w:cs="Arial"/>
+                <w:b/>
+                <w:bCs/>
+                <w:sz w:val="22"/>
+                <w:szCs w:val="22"/>
+              </w:rPr>
+              <w:t>ez</w:t>
+            </w:r>
+          </w:p>
+        </w:tc>
+        <w:tc>
+          <w:tcPr>
+            <w:tcW w:w="1500" w:type="dxa"/>
+            <w:tcBorders>
+              <w:top w:val="single" w:sz="6" w:space="0" w:color="000000"/>
+              <w:left w:val="single" w:sz="6" w:space="0" w:color="000000"/>
+              <w:bottom w:val="single" w:sz="6" w:space="0" w:color="000000"/>
+              <w:right w:val="single" w:sz="6" w:space="0" w:color="000000"/>
+            </w:tcBorders>
+            <w:shd w:val="clear" w:color="auto" w:fill="F2F2F2"/>
+            <w:tcMar>
+              <w:top w:w="80" w:type="dxa"/>
+              <w:left w:w="100" w:type="dxa"/>
+              <w:bottom w:w="80" w:type="dxa"/>
+              <w:right w:w="100" w:type="dxa"/>
+            </w:tcMar>
+            <w:vAlign w:val="center"/>
+          </w:tcPr>
+          <w:p>
+            <w:pPr>
+              <w:jc w:val="center"/>
             </w:pPr>
             <w:r>
               <w:rPr>
@@ -229,6 +266,299 @@
                 <w:sz w:val="22"/>
                 <w:szCs w:val="22"/>
               </w:rPr>
+              <w:t>Feng Sizhe</w:t>
+            </w:r>
+          </w:p>
+        </w:tc>
+        <w:tc>
+          <w:tcPr>
+            <w:tcW w:w="4180" w:type="dxa"/>
+            <w:tcBorders>
+              <w:top w:val="single" w:sz="6" w:space="0" w:color="000000"/>
+              <w:left w:val="single" w:sz="6" w:space="0" w:color="000000"/>
+              <w:bottom w:val="single" w:sz="6" w:space="0" w:color="000000"/>
+              <w:right w:val="single" w:sz="6" w:space="0" w:color="000000"/>
+            </w:tcBorders>
+            <w:shd w:val="clear" w:color="auto" w:fill="F2F2F2"/>
+            <w:tcMar>
+              <w:top w:w="80" w:type="dxa"/>
+              <w:left w:w="100" w:type="dxa"/>
+              <w:bottom w:w="80" w:type="dxa"/>
+              <w:right w:w="100" w:type="dxa"/>
+            </w:tcMar>
+            <w:vAlign w:val="center"/>
+          </w:tcPr>
+          <w:p>
+            <w:pPr>
+              <w:jc w:val="center"/>
+            </w:pPr>
+            <w:r>
+              <w:rPr>
+                <w:rFonts w:ascii="Arial" w:eastAsia="Arial" w:hAnsi="Arial" w:cs="Arial"/>
+                <w:b/>
+                <w:bCs/>
+                <w:sz w:val="22"/>
+                <w:szCs w:val="22"/>
+              </w:rPr>
+              <w:t>Completed Tasks</w:t>
+            </w:r>
+          </w:p>
+        </w:tc>
+      </w:tr>
+      <w:tr>
+        <w:tblPrEx>
+          <w:tblCellMar>
+            <w:top w:w="0" w:type="dxa"/>
+            <w:bottom w:w="0" w:type="dxa"/>
+          </w:tblCellMar>
+        </w:tblPrEx>
+        <w:tc>
+          <w:tcPr>
+            <w:tcW w:w="2000" w:type="dxa"/>
+            <w:tcBorders>
+              <w:top w:val="single" w:sz="6" w:space="0" w:color="000000"/>
+              <w:left w:val="single" w:sz="6" w:space="0" w:color="000000"/>
+              <w:bottom w:val="single" w:sz="6" w:space="0" w:color="000000"/>
+              <w:right w:val="single" w:sz="6" w:space="0" w:color="000000"/>
+            </w:tcBorders>
+            <w:shd w:val="clear" w:color="auto" w:fill="F2F2F2"/>
+            <w:tcMar>
+              <w:top w:w="80" w:type="dxa"/>
+              <w:left w:w="100" w:type="dxa"/>
+              <w:bottom w:w="80" w:type="dxa"/>
+              <w:right w:w="100" w:type="dxa"/>
+            </w:tcMar>
+            <w:vAlign w:val="center"/>
+          </w:tcPr>
+          <w:p>
+            <w:pPr>
+              <w:jc w:val="center"/>
+            </w:pPr>
+            <w:r>
+              <w:rPr>
+                <w:rFonts w:ascii="Arial" w:eastAsia="Arial" w:hAnsi="Arial" w:cs="Arial"/>
+                <w:b/>
+                <w:bCs/>
+                <w:sz w:val="22"/>
+                <w:szCs w:val="22"/>
+              </w:rPr>
+              <w:t>Oluwatomi Alo</w:t>
+            </w:r>
+          </w:p>
+        </w:tc>
+        <w:tc>
+          <w:tcPr>
+            <w:tcW w:w="1500" w:type="dxa"/>
+            <w:tcBorders>
+              <w:top w:val="single" w:sz="6" w:space="0" w:color="000000"/>
+              <w:left w:val="single" w:sz="6" w:space="0" w:color="000000"/>
+              <w:bottom w:val="single" w:sz="6" w:space="0" w:color="000000"/>
+              <w:right w:val="single" w:sz="6" w:space="0" w:color="000000"/>
+            </w:tcBorders>
+            <w:tcMar>
+              <w:top w:w="80" w:type="dxa"/>
+              <w:left w:w="100" w:type="dxa"/>
+              <w:bottom w:w="80" w:type="dxa"/>
+              <w:right w:w="100" w:type="dxa"/>
+            </w:tcMar>
+            <w:vAlign w:val="center"/>
+          </w:tcPr>
+          <w:p>
+            <w:pPr>
+              <w:jc w:val="center"/>
+            </w:pPr>
+            <w:r>
+              <w:rPr>
+                <w:rFonts w:ascii="Arial" w:eastAsia="Arial" w:hAnsi="Arial" w:cs="Arial"/>
+                <w:sz w:val="22"/>
+                <w:szCs w:val="22"/>
+              </w:rPr>
+              <w:t>N/A</w:t>
+            </w:r>
+          </w:p>
+        </w:tc>
+        <w:tc>
+          <w:tcPr>
+            <w:tcW w:w="1500" w:type="dxa"/>
+            <w:tcBorders>
+              <w:top w:val="single" w:sz="6" w:space="0" w:color="000000"/>
+              <w:left w:val="single" w:sz="6" w:space="0" w:color="000000"/>
+              <w:bottom w:val="single" w:sz="6" w:space="0" w:color="000000"/>
+              <w:right w:val="single" w:sz="6" w:space="0" w:color="000000"/>
+            </w:tcBorders>
+            <w:tcMar>
+              <w:top w:w="80" w:type="dxa"/>
+              <w:left w:w="100" w:type="dxa"/>
+              <w:bottom w:w="80" w:type="dxa"/>
+              <w:right w:w="100" w:type="dxa"/>
+            </w:tcMar>
+            <w:vAlign w:val="center"/>
+          </w:tcPr>
+          <w:p>
+            <w:pPr>
+              <w:jc w:val="center"/>
+            </w:pPr>
+          </w:p>
+        </w:tc>
+        <w:tc>
+          <w:tcPr>
+            <w:tcW w:w="1500" w:type="dxa"/>
+            <w:tcBorders>
+              <w:top w:val="single" w:sz="6" w:space="0" w:color="000000"/>
+              <w:left w:val="single" w:sz="6" w:space="0" w:color="000000"/>
+              <w:bottom w:val="single" w:sz="6" w:space="0" w:color="000000"/>
+              <w:right w:val="single" w:sz="6" w:space="0" w:color="000000"/>
+            </w:tcBorders>
+            <w:tcMar>
+              <w:top w:w="80" w:type="dxa"/>
+              <w:left w:w="100" w:type="dxa"/>
+              <w:bottom w:w="80" w:type="dxa"/>
+              <w:right w:w="100" w:type="dxa"/>
+            </w:tcMar>
+            <w:vAlign w:val="center"/>
+          </w:tcPr>
+          <w:p>
+            <w:pPr>
+              <w:jc w:val="center"/>
+            </w:pPr>
+          </w:p>
+        </w:tc>
+        <w:tc>
+          <w:tcPr>
+            <w:tcW w:w="1500" w:type="dxa"/>
+            <w:tcBorders>
+              <w:top w:val="single" w:sz="6" w:space="0" w:color="000000"/>
+              <w:left w:val="single" w:sz="6" w:space="0" w:color="000000"/>
+              <w:bottom w:val="single" w:sz="6" w:space="0" w:color="000000"/>
+              <w:right w:val="single" w:sz="6" w:space="0" w:color="000000"/>
+            </w:tcBorders>
+            <w:tcMar>
+              <w:top w:w="80" w:type="dxa"/>
+              <w:left w:w="100" w:type="dxa"/>
+              <w:bottom w:w="80" w:type="dxa"/>
+              <w:right w:w="100" w:type="dxa"/>
+            </w:tcMar>
+            <w:vAlign w:val="center"/>
+          </w:tcPr>
+          <w:p>
+            <w:pPr>
+              <w:jc w:val="center"/>
+            </w:pPr>
+          </w:p>
+        </w:tc>
+        <w:tc>
+          <w:tcPr>
+            <w:tcW w:w="1500" w:type="dxa"/>
+            <w:tcBorders>
+              <w:top w:val="single" w:sz="6" w:space="0" w:color="000000"/>
+              <w:left w:val="single" w:sz="6" w:space="0" w:color="000000"/>
+              <w:bottom w:val="single" w:sz="6" w:space="0" w:color="000000"/>
+              <w:right w:val="single" w:sz="6" w:space="0" w:color="000000"/>
+            </w:tcBorders>
+            <w:tcMar>
+              <w:top w:w="80" w:type="dxa"/>
+              <w:left w:w="100" w:type="dxa"/>
+              <w:bottom w:w="80" w:type="dxa"/>
+              <w:right w:w="100" w:type="dxa"/>
+            </w:tcMar>
+            <w:vAlign w:val="center"/>
+          </w:tcPr>
+          <w:p>
+            <w:pPr>
+              <w:jc w:val="center"/>
+            </w:pPr>
+          </w:p>
+        </w:tc>
+        <w:tc>
+          <w:tcPr>
+            <w:tcW w:w="4180" w:type="dxa"/>
+            <w:tcBorders>
+              <w:top w:val="single" w:sz="6" w:space="0" w:color="000000"/>
+              <w:left w:val="single" w:sz="6" w:space="0" w:color="000000"/>
+              <w:bottom w:val="single" w:sz="6" w:space="0" w:color="000000"/>
+              <w:right w:val="single" w:sz="6" w:space="0" w:color="000000"/>
+            </w:tcBorders>
+            <w:tcMar>
+              <w:top w:w="80" w:type="dxa"/>
+              <w:left w:w="100" w:type="dxa"/>
+              <w:bottom w:w="80" w:type="dxa"/>
+              <w:right w:w="100" w:type="dxa"/>
+            </w:tcMar>
+            <w:vAlign w:val="center"/>
+          </w:tcPr>
+          <w:p>
+            <w:pPr>
+              <w:pStyle w:val="ListParagraph"/>
+              <w:numPr>
+                <w:ilvl w:val="0"/>
+                <w:numId w:val="2"/>
+              </w:numPr>
+            </w:pPr>
+            <w:r>
+              <w:rPr>
+                <w:rFonts w:ascii="Arial" w:eastAsia="Arial" w:hAnsi="Arial" w:cs="Arial"/>
+                <w:sz w:val="22"/>
+                <w:szCs w:val="22"/>
+              </w:rPr>
+              <w:t>Wrote the first full version of the program</w:t>
+            </w:r>
+          </w:p>
+          <w:p>
+            <w:pPr>
+              <w:pStyle w:val="ListParagraph"/>
+              <w:numPr>
+                <w:ilvl w:val="0"/>
+                <w:numId w:val="2"/>
+              </w:numPr>
+            </w:pPr>
+            <w:r>
+              <w:rPr>
+                <w:rFonts w:ascii="Arial" w:eastAsia="Arial" w:hAnsi="Arial" w:cs="Arial"/>
+                <w:sz w:val="22"/>
+                <w:szCs w:val="22"/>
+              </w:rPr>
+              <w:t>Worked on the oil branch</w:t>
+            </w:r>
+          </w:p>
+        </w:tc>
+      </w:tr>
+      <w:tr>
+        <w:tblPrEx>
+          <w:tblCellMar>
+            <w:top w:w="0" w:type="dxa"/>
+            <w:bottom w:w="0" w:type="dxa"/>
+          </w:tblCellMar>
+        </w:tblPrEx>
+        <w:tc>
+          <w:tcPr>
+            <w:tcW w:w="2000" w:type="dxa"/>
+            <w:tcBorders>
+              <w:top w:val="single" w:sz="6" w:space="0" w:color="000000"/>
+              <w:left w:val="single" w:sz="6" w:space="0" w:color="000000"/>
+              <w:bottom w:val="single" w:sz="6" w:space="0" w:color="000000"/>
+              <w:right w:val="single" w:sz="6" w:space="0" w:color="000000"/>
+            </w:tcBorders>
+            <w:shd w:val="clear" w:color="auto" w:fill="F2F2F2"/>
+            <w:tcMar>
+              <w:top w:w="80" w:type="dxa"/>
+              <w:left w:w="100" w:type="dxa"/>
+              <w:bottom w:w="80" w:type="dxa"/>
+              <w:right w:w="100" w:type="dxa"/>
+            </w:tcMar>
+            <w:vAlign w:val="center"/>
+          </w:tcPr>
+          <w:p>
+            <w:pPr>
+              <w:jc w:val="center"/>
+            </w:pPr>
+            <w:r>
+              <w:rPr>
+                <w:rFonts w:ascii="Arial" w:eastAsia="Arial" w:hAnsi="Arial" w:cs="Arial"/>
+                <w:b/>
+                <w:bCs/>
+                <w:sz w:val="22"/>
+                <w:szCs w:val="22"/>
+              </w:rPr>
               <w:t>Gabriel Martinez</w:t>
             </w:r>
           </w:p>
@@ -236,6 +566,589 @@
         <w:tc>
           <w:tcPr>
             <w:tcW w:w="1500" w:type="dxa"/>
+            <w:tcBorders>
+              <w:top w:val="single" w:sz="6" w:space="0" w:color="000000"/>
+              <w:left w:val="single" w:sz="6" w:space="0" w:color="000000"/>
+              <w:bottom w:val="single" w:sz="6" w:space="0" w:color="000000"/>
+              <w:right w:val="single" w:sz="6" w:space="0" w:color="000000"/>
+            </w:tcBorders>
+            <w:tcMar>
+              <w:top w:w="80" w:type="dxa"/>
+              <w:left w:w="100" w:type="dxa"/>
+              <w:bottom w:w="80" w:type="dxa"/>
+              <w:right w:w="100" w:type="dxa"/>
+            </w:tcMar>
+            <w:vAlign w:val="center"/>
+          </w:tcPr>
+          <w:p>
+            <w:pPr>
+              <w:jc w:val="center"/>
+            </w:pPr>
+          </w:p>
+        </w:tc>
+        <w:tc>
+          <w:tcPr>
+            <w:tcW w:w="1500" w:type="dxa"/>
+            <w:tcBorders>
+              <w:top w:val="single" w:sz="6" w:space="0" w:color="000000"/>
+              <w:left w:val="single" w:sz="6" w:space="0" w:color="000000"/>
+              <w:bottom w:val="single" w:sz="6" w:space="0" w:color="000000"/>
+              <w:right w:val="single" w:sz="6" w:space="0" w:color="000000"/>
+            </w:tcBorders>
+            <w:tcMar>
+              <w:top w:w="80" w:type="dxa"/>
+              <w:left w:w="100" w:type="dxa"/>
+              <w:bottom w:w="80" w:type="dxa"/>
+              <w:right w:w="100" w:type="dxa"/>
+            </w:tcMar>
+            <w:vAlign w:val="center"/>
+          </w:tcPr>
+          <w:p>
+            <w:pPr>
+              <w:jc w:val="center"/>
+            </w:pPr>
+            <w:r>
+              <w:rPr>
+                <w:rFonts w:ascii="Arial" w:eastAsia="Arial" w:hAnsi="Arial" w:cs="Arial"/>
+                <w:sz w:val="22"/>
+                <w:szCs w:val="22"/>
+              </w:rPr>
+              <w:t>N/A</w:t>
+            </w:r>
+          </w:p>
+        </w:tc>
+        <w:tc>
+          <w:tcPr>
+            <w:tcW w:w="1500" w:type="dxa"/>
+            <w:tcBorders>
+              <w:top w:val="single" w:sz="6" w:space="0" w:color="000000"/>
+              <w:left w:val="single" w:sz="6" w:space="0" w:color="000000"/>
+              <w:bottom w:val="single" w:sz="6" w:space="0" w:color="000000"/>
+              <w:right w:val="single" w:sz="6" w:space="0" w:color="000000"/>
+            </w:tcBorders>
+            <w:tcMar>
+              <w:top w:w="80" w:type="dxa"/>
+              <w:left w:w="100" w:type="dxa"/>
+              <w:bottom w:w="80" w:type="dxa"/>
+              <w:right w:w="100" w:type="dxa"/>
+            </w:tcMar>
+            <w:vAlign w:val="center"/>
+          </w:tcPr>
+          <w:p>
+            <w:pPr>
+              <w:jc w:val="center"/>
+            </w:pPr>
+          </w:p>
+        </w:tc>
+        <w:tc>
+          <w:tcPr>
+            <w:tcW w:w="1500" w:type="dxa"/>
+            <w:tcBorders>
+              <w:top w:val="single" w:sz="6" w:space="0" w:color="000000"/>
+              <w:left w:val="single" w:sz="6" w:space="0" w:color="000000"/>
+              <w:bottom w:val="single" w:sz="6" w:space="0" w:color="000000"/>
+              <w:right w:val="single" w:sz="6" w:space="0" w:color="000000"/>
+            </w:tcBorders>
+            <w:tcMar>
+              <w:top w:w="80" w:type="dxa"/>
+              <w:left w:w="100" w:type="dxa"/>
+              <w:bottom w:w="80" w:type="dxa"/>
+              <w:right w:w="100" w:type="dxa"/>
+            </w:tcMar>
+            <w:vAlign w:val="center"/>
+          </w:tcPr>
+          <w:p>
+            <w:pPr>
+              <w:jc w:val="center"/>
+            </w:pPr>
+          </w:p>
+        </w:tc>
+        <w:tc>
+          <w:tcPr>
+            <w:tcW w:w="1500" w:type="dxa"/>
+            <w:tcBorders>
+              <w:top w:val="single" w:sz="6" w:space="0" w:color="000000"/>
+              <w:left w:val="single" w:sz="6" w:space="0" w:color="000000"/>
+              <w:bottom w:val="single" w:sz="6" w:space="0" w:color="000000"/>
+              <w:right w:val="single" w:sz="6" w:space="0" w:color="000000"/>
+            </w:tcBorders>
+            <w:tcMar>
+              <w:top w:w="80" w:type="dxa"/>
+              <w:left w:w="100" w:type="dxa"/>
+              <w:bottom w:w="80" w:type="dxa"/>
+              <w:right w:w="100" w:type="dxa"/>
+            </w:tcMar>
+            <w:vAlign w:val="center"/>
+          </w:tcPr>
+          <w:p>
+            <w:pPr>
+              <w:jc w:val="center"/>
+            </w:pPr>
+          </w:p>
+        </w:tc>
+        <w:tc>
+          <w:tcPr>
+            <w:tcW w:w="4180" w:type="dxa"/>
+            <w:tcBorders>
+              <w:top w:val="single" w:sz="6" w:space="0" w:color="000000"/>
+              <w:left w:val="single" w:sz="6" w:space="0" w:color="000000"/>
+              <w:bottom w:val="single" w:sz="6" w:space="0" w:color="000000"/>
+              <w:right w:val="single" w:sz="6" w:space="0" w:color="000000"/>
+            </w:tcBorders>
+            <w:tcMar>
+              <w:top w:w="80" w:type="dxa"/>
+              <w:left w:w="100" w:type="dxa"/>
+              <w:bottom w:w="80" w:type="dxa"/>
+              <w:right w:w="100" w:type="dxa"/>
+            </w:tcMar>
+            <w:vAlign w:val="center"/>
+          </w:tcPr>
+          <w:p>
+            <w:pPr>
+              <w:pStyle w:val="ListParagraph"/>
+              <w:numPr>
+                <w:ilvl w:val="0"/>
+                <w:numId w:val="2"/>
+              </w:numPr>
+            </w:pPr>
+            <w:r>
+              <w:rPr>
+                <w:rFonts w:ascii="Arial" w:eastAsia="Arial" w:hAnsi="Arial" w:cs="Arial"/>
+                <w:sz w:val="22"/>
+                <w:szCs w:val="22"/>
+              </w:rPr>
+              <w:t>Worked on the gas branch of the code</w:t>
+            </w:r>
+          </w:p>
+          <w:p>
+            <w:pPr>
+              <w:pStyle w:val="ListParagraph"/>
+              <w:numPr>
+                <w:ilvl w:val="0"/>
+                <w:numId w:val="2"/>
+              </w:numPr>
+            </w:pPr>
+            <w:r>
+              <w:rPr>
+                <w:rFonts w:ascii="Arial" w:eastAsia="Arial" w:hAnsi="Arial" w:cs="Arial"/>
+                <w:sz w:val="22"/>
+                <w:szCs w:val="22"/>
+              </w:rPr>
+              <w:t>Added comments</w:t>
+            </w:r>
+          </w:p>
+        </w:tc>
+      </w:tr>
+      <w:tr>
+        <w:tblPrEx>
+          <w:tblCellMar>
+            <w:top w:w="0" w:type="dxa"/>
+            <w:bottom w:w="0" w:type="dxa"/>
+          </w:tblCellMar>
+        </w:tblPrEx>
+        <w:tc>
+          <w:tcPr>
+            <w:tcW w:w="2000" w:type="dxa"/>
+            <w:tcBorders>
+              <w:top w:val="single" w:sz="6" w:space="0" w:color="000000"/>
+              <w:left w:val="single" w:sz="6" w:space="0" w:color="000000"/>
+              <w:bottom w:val="single" w:sz="6" w:space="0" w:color="000000"/>
+              <w:right w:val="single" w:sz="6" w:space="0" w:color="000000"/>
+            </w:tcBorders>
+            <w:shd w:val="clear" w:color="auto" w:fill="F2F2F2"/>
+            <w:tcMar>
+              <w:top w:w="80" w:type="dxa"/>
+              <w:left w:w="100" w:type="dxa"/>
+              <w:bottom w:w="80" w:type="dxa"/>
+              <w:right w:w="100" w:type="dxa"/>
+            </w:tcMar>
+            <w:vAlign w:val="center"/>
+          </w:tcPr>
+          <w:p>
+            <w:pPr>
+              <w:jc w:val="center"/>
+            </w:pPr>
+            <w:r>
+              <w:rPr>
+                <w:rFonts w:ascii="Arial" w:eastAsia="Arial" w:hAnsi="Arial" w:cs="Arial"/>
+                <w:b/>
+                <w:bCs/>
+                <w:sz w:val="22"/>
+                <w:szCs w:val="22"/>
+              </w:rPr>
+              <w:t>Megan Alleyne</w:t>
+            </w:r>
+          </w:p>
+        </w:tc>
+        <w:tc>
+          <w:tcPr>
+            <w:tcW w:w="1500" w:type="dxa"/>
+            <w:tcBorders>
+              <w:top w:val="single" w:sz="6" w:space="0" w:color="000000"/>
+              <w:left w:val="single" w:sz="6" w:space="0" w:color="000000"/>
+              <w:bottom w:val="single" w:sz="6" w:space="0" w:color="000000"/>
+              <w:right w:val="single" w:sz="6" w:space="0" w:color="000000"/>
+            </w:tcBorders>
+            <w:tcMar>
+              <w:top w:w="80" w:type="dxa"/>
+              <w:left w:w="100" w:type="dxa"/>
+              <w:bottom w:w="80" w:type="dxa"/>
+              <w:right w:w="100" w:type="dxa"/>
+            </w:tcMar>
+            <w:vAlign w:val="center"/>
+          </w:tcPr>
+          <w:p>
+            <w:pPr>
+              <w:jc w:val="center"/>
+            </w:pPr>
+          </w:p>
+        </w:tc>
+        <w:tc>
+          <w:tcPr>
+            <w:tcW w:w="1500" w:type="dxa"/>
+            <w:tcBorders>
+              <w:top w:val="single" w:sz="6" w:space="0" w:color="000000"/>
+              <w:left w:val="single" w:sz="6" w:space="0" w:color="000000"/>
+              <w:bottom w:val="single" w:sz="6" w:space="0" w:color="000000"/>
+              <w:right w:val="single" w:sz="6" w:space="0" w:color="000000"/>
+            </w:tcBorders>
+            <w:tcMar>
+              <w:top w:w="80" w:type="dxa"/>
+              <w:left w:w="100" w:type="dxa"/>
+              <w:bottom w:w="80" w:type="dxa"/>
+              <w:right w:w="100" w:type="dxa"/>
+            </w:tcMar>
+            <w:vAlign w:val="center"/>
+          </w:tcPr>
+          <w:p>
+            <w:pPr>
+              <w:jc w:val="center"/>
+            </w:pPr>
+          </w:p>
+        </w:tc>
+        <w:tc>
+          <w:tcPr>
+            <w:tcW w:w="1500" w:type="dxa"/>
+            <w:tcBorders>
+              <w:top w:val="single" w:sz="6" w:space="0" w:color="000000"/>
+              <w:left w:val="single" w:sz="6" w:space="0" w:color="000000"/>
+              <w:bottom w:val="single" w:sz="6" w:space="0" w:color="000000"/>
+              <w:right w:val="single" w:sz="6" w:space="0" w:color="000000"/>
+            </w:tcBorders>
+            <w:tcMar>
+              <w:top w:w="80" w:type="dxa"/>
+              <w:left w:w="100" w:type="dxa"/>
+              <w:bottom w:w="80" w:type="dxa"/>
+              <w:right w:w="100" w:type="dxa"/>
+            </w:tcMar>
+            <w:vAlign w:val="center"/>
+          </w:tcPr>
+          <w:p>
+            <w:pPr>
+              <w:jc w:val="center"/>
+            </w:pPr>
+            <w:r>
+              <w:rPr>
+                <w:rFonts w:ascii="Arial" w:eastAsia="Arial" w:hAnsi="Arial" w:cs="Arial"/>
+                <w:sz w:val="22"/>
+                <w:szCs w:val="22"/>
+              </w:rPr>
+              <w:t>N/A</w:t>
+            </w:r>
+          </w:p>
+        </w:tc>
+        <w:tc>
+          <w:tcPr>
+            <w:tcW w:w="1500" w:type="dxa"/>
+            <w:tcBorders>
+              <w:top w:val="single" w:sz="6" w:space="0" w:color="000000"/>
+              <w:left w:val="single" w:sz="6" w:space="0" w:color="000000"/>
+              <w:bottom w:val="single" w:sz="6" w:space="0" w:color="000000"/>
+              <w:right w:val="single" w:sz="6" w:space="0" w:color="000000"/>
+            </w:tcBorders>
+            <w:tcMar>
+              <w:top w:w="80" w:type="dxa"/>
+              <w:left w:w="100" w:type="dxa"/>
+              <w:bottom w:w="80" w:type="dxa"/>
+              <w:right w:w="100" w:type="dxa"/>
+            </w:tcMar>
+            <w:vAlign w:val="center"/>
+          </w:tcPr>
+          <w:p>
+            <w:pPr>
+              <w:jc w:val="center"/>
+            </w:pPr>
+          </w:p>
+        </w:tc>
+        <w:tc>
+          <w:tcPr>
+            <w:tcW w:w="1500" w:type="dxa"/>
+            <w:tcBorders>
+              <w:top w:val="single" w:sz="6" w:space="0" w:color="000000"/>
+              <w:left w:val="single" w:sz="6" w:space="0" w:color="000000"/>
+              <w:bottom w:val="single" w:sz="6" w:space="0" w:color="000000"/>
+              <w:right w:val="single" w:sz="6" w:space="0" w:color="000000"/>
+            </w:tcBorders>
+            <w:tcMar>
+              <w:top w:w="80" w:type="dxa"/>
+              <w:left w:w="100" w:type="dxa"/>
+              <w:bottom w:w="80" w:type="dxa"/>
+              <w:right w:w="100" w:type="dxa"/>
+            </w:tcMar>
+            <w:vAlign w:val="center"/>
+          </w:tcPr>
+          <w:p>
+            <w:pPr>
+              <w:jc w:val="center"/>
+            </w:pPr>
+          </w:p>
+        </w:tc>
+        <w:tc>
+          <w:tcPr>
+            <w:tcW w:w="4180" w:type="dxa"/>
+            <w:tcBorders>
+              <w:top w:val="single" w:sz="6" w:space="0" w:color="000000"/>
+              <w:left w:val="single" w:sz="6" w:space="0" w:color="000000"/>
+              <w:bottom w:val="single" w:sz="6" w:space="0" w:color="000000"/>
+              <w:right w:val="single" w:sz="6" w:space="0" w:color="000000"/>
+            </w:tcBorders>
+            <w:tcMar>
+              <w:top w:w="80" w:type="dxa"/>
+              <w:left w:w="100" w:type="dxa"/>
+              <w:bottom w:w="80" w:type="dxa"/>
+              <w:right w:w="100" w:type="dxa"/>
+            </w:tcMar>
+            <w:vAlign w:val="center"/>
+          </w:tcPr>
+          <w:p>
+            <w:pPr>
+              <w:pStyle w:val="ListParagraph"/>
+              <w:numPr>
+                <w:ilvl w:val="0"/>
+                <w:numId w:val="2"/>
+              </w:numPr>
+            </w:pPr>
+            <w:r>
+              <w:rPr>
+                <w:rFonts w:ascii="Arial" w:eastAsia="Arial" w:hAnsi="Arial" w:cs="Arial"/>
+                <w:sz w:val="22"/>
+                <w:szCs w:val="22"/>
+              </w:rPr>
+              <w:t>Worked on input/output separators and print statements</w:t>
+            </w:r>
+          </w:p>
+        </w:tc>
+      </w:tr>
+      <w:tr>
+        <w:tblPrEx>
+          <w:tblCellMar>
+            <w:top w:w="0" w:type="dxa"/>
+            <w:bottom w:w="0" w:type="dxa"/>
+          </w:tblCellMar>
+        </w:tblPrEx>
+        <w:tc>
+          <w:tcPr>
+            <w:tcW w:w="2000" w:type="dxa"/>
+            <w:tcBorders>
+              <w:top w:val="single" w:sz="6" w:space="0" w:color="000000"/>
+              <w:left w:val="single" w:sz="6" w:space="0" w:color="000000"/>
+              <w:bottom w:val="single" w:sz="6" w:space="0" w:color="000000"/>
+              <w:right w:val="single" w:sz="6" w:space="0" w:color="000000"/>
+            </w:tcBorders>
+            <w:shd w:val="clear" w:color="auto" w:fill="F2F2F2"/>
+            <w:tcMar>
+              <w:top w:w="80" w:type="dxa"/>
+              <w:left w:w="100" w:type="dxa"/>
+              <w:bottom w:w="80" w:type="dxa"/>
+              <w:right w:w="100" w:type="dxa"/>
+            </w:tcMar>
+            <w:vAlign w:val="center"/>
+          </w:tcPr>
+          <w:p>
+            <w:pPr>
+              <w:jc w:val="center"/>
+            </w:pPr>
+            <w:r>
+              <w:rPr>
+                <w:rFonts w:ascii="Arial" w:eastAsia="Arial" w:hAnsi="Arial" w:cs="Arial"/>
+                <w:b/>
+                <w:bCs/>
+                <w:sz w:val="22"/>
+                <w:szCs w:val="22"/>
+              </w:rPr>
+              <w:t>Tommy Bouphasiri</w:t>
+            </w:r>
+          </w:p>
+        </w:tc>
+        <w:tc>
+          <w:tcPr>
+            <w:tcW w:w="1500" w:type="dxa"/>
+            <w:tcBorders>
+              <w:top w:val="single" w:sz="6" w:space="0" w:color="000000"/>
+              <w:left w:val="single" w:sz="6" w:space="0" w:color="000000"/>
+              <w:bottom w:val="single" w:sz="6" w:space="0" w:color="000000"/>
+              <w:right w:val="single" w:sz="6" w:space="0" w:color="000000"/>
+            </w:tcBorders>
+            <w:tcMar>
+              <w:top w:w="80" w:type="dxa"/>
+              <w:left w:w="100" w:type="dxa"/>
+              <w:bottom w:w="80" w:type="dxa"/>
+              <w:right w:w="100" w:type="dxa"/>
+            </w:tcMar>
+            <w:vAlign w:val="center"/>
+          </w:tcPr>
+          <w:p>
+            <w:pPr>
+              <w:jc w:val="center"/>
+            </w:pPr>
+          </w:p>
+        </w:tc>
+        <w:tc>
+          <w:tcPr>
+            <w:tcW w:w="1500" w:type="dxa"/>
+            <w:tcBorders>
+              <w:top w:val="single" w:sz="6" w:space="0" w:color="000000"/>
+              <w:left w:val="single" w:sz="6" w:space="0" w:color="000000"/>
+              <w:bottom w:val="single" w:sz="6" w:space="0" w:color="000000"/>
+              <w:right w:val="single" w:sz="6" w:space="0" w:color="000000"/>
+            </w:tcBorders>
+            <w:tcMar>
+              <w:top w:w="80" w:type="dxa"/>
+              <w:left w:w="100" w:type="dxa"/>
+              <w:bottom w:w="80" w:type="dxa"/>
+              <w:right w:w="100" w:type="dxa"/>
+            </w:tcMar>
+            <w:vAlign w:val="center"/>
+          </w:tcPr>
+          <w:p>
+            <w:pPr>
+              <w:jc w:val="center"/>
+            </w:pPr>
+          </w:p>
+        </w:tc>
+        <w:tc>
+          <w:tcPr>
+            <w:tcW w:w="1500" w:type="dxa"/>
+            <w:tcBorders>
+              <w:top w:val="single" w:sz="6" w:space="0" w:color="000000"/>
+              <w:left w:val="single" w:sz="6" w:space="0" w:color="000000"/>
+              <w:bottom w:val="single" w:sz="6" w:space="0" w:color="000000"/>
+              <w:right w:val="single" w:sz="6" w:space="0" w:color="000000"/>
+            </w:tcBorders>
+            <w:tcMar>
+              <w:top w:w="80" w:type="dxa"/>
+              <w:left w:w="100" w:type="dxa"/>
+              <w:bottom w:w="80" w:type="dxa"/>
+              <w:right w:w="100" w:type="dxa"/>
+            </w:tcMar>
+            <w:vAlign w:val="center"/>
+          </w:tcPr>
+          <w:p>
+            <w:pPr>
+              <w:jc w:val="center"/>
+            </w:pPr>
+          </w:p>
+        </w:tc>
+        <w:tc>
+          <w:tcPr>
+            <w:tcW w:w="1500" w:type="dxa"/>
+            <w:tcBorders>
+              <w:top w:val="single" w:sz="6" w:space="0" w:color="000000"/>
+              <w:left w:val="single" w:sz="6" w:space="0" w:color="000000"/>
+              <w:bottom w:val="single" w:sz="6" w:space="0" w:color="000000"/>
+              <w:right w:val="single" w:sz="6" w:space="0" w:color="000000"/>
+            </w:tcBorders>
+            <w:tcMar>
+              <w:top w:w="80" w:type="dxa"/>
+              <w:left w:w="100" w:type="dxa"/>
+              <w:bottom w:w="80" w:type="dxa"/>
+              <w:right w:w="100" w:type="dxa"/>
+            </w:tcMar>
+            <w:vAlign w:val="center"/>
+          </w:tcPr>
+          <w:p>
+            <w:pPr>
+              <w:jc w:val="center"/>
+            </w:pPr>
+            <w:r>
+              <w:rPr>
+                <w:rFonts w:ascii="Arial" w:eastAsia="Arial" w:hAnsi="Arial" w:cs="Arial"/>
+                <w:sz w:val="22"/>
+                <w:szCs w:val="22"/>
+              </w:rPr>
+              <w:t>N/A</w:t>
+            </w:r>
+          </w:p>
+        </w:tc>
+        <w:tc>
+          <w:tcPr>
+            <w:tcW w:w="1500" w:type="dxa"/>
+            <w:tcBorders>
+              <w:top w:val="single" w:sz="6" w:space="0" w:color="000000"/>
+              <w:left w:val="single" w:sz="6" w:space="0" w:color="000000"/>
+              <w:bottom w:val="single" w:sz="6" w:space="0" w:color="000000"/>
+              <w:right w:val="single" w:sz="6" w:space="0" w:color="000000"/>
+            </w:tcBorders>
+            <w:tcMar>
+              <w:top w:w="80" w:type="dxa"/>
+              <w:left w:w="100" w:type="dxa"/>
+              <w:bottom w:w="80" w:type="dxa"/>
+              <w:right w:w="100" w:type="dxa"/>
+            </w:tcMar>
+            <w:vAlign w:val="center"/>
+          </w:tcPr>
+          <w:p>
+            <w:pPr>
+              <w:jc w:val="center"/>
+            </w:pPr>
+          </w:p>
+        </w:tc>
+        <w:tc>
+          <w:tcPr>
+            <w:tcW w:w="4180" w:type="dxa"/>
+            <w:tcBorders>
+              <w:top w:val="single" w:sz="6" w:space="0" w:color="000000"/>
+              <w:left w:val="single" w:sz="6" w:space="0" w:color="000000"/>
+              <w:bottom w:val="single" w:sz="6" w:space="0" w:color="000000"/>
+              <w:right w:val="single" w:sz="6" w:space="0" w:color="000000"/>
+            </w:tcBorders>
+            <w:tcMar>
+              <w:top w:w="80" w:type="dxa"/>
+              <w:left w:w="100" w:type="dxa"/>
+              <w:bottom w:w="80" w:type="dxa"/>
+              <w:right w:w="100" w:type="dxa"/>
+            </w:tcMar>
+            <w:vAlign w:val="center"/>
+          </w:tcPr>
+          <w:p>
+            <w:pPr>
+              <w:pStyle w:val="ListParagraph"/>
+              <w:numPr>
+                <w:ilvl w:val="0"/>
+                <w:numId w:val="2"/>
+              </w:numPr>
+            </w:pPr>
+            <w:r>
+              <w:rPr>
+                <w:rFonts w:ascii="Arial" w:eastAsia="Arial" w:hAnsi="Arial" w:cs="Arial"/>
+                <w:sz w:val="22"/>
+                <w:szCs w:val="22"/>
+              </w:rPr>
+              <w:t>Tested the program and created the test output text file</w:t>
+            </w:r>
+          </w:p>
+        </w:tc>
+      </w:tr>
+      <w:tr>
+        <w:tblPrEx>
+          <w:tblCellMar>
+            <w:top w:w="0" w:type="dxa"/>
+            <w:bottom w:w="0" w:type="dxa"/>
+          </w:tblCellMar>
+        </w:tblPrEx>
+        <w:tc>
+          <w:tcPr>
+            <w:tcW w:w="2000" w:type="dxa"/>
             <w:tcBorders>
               <w:top w:val="single" w:sz="6" w:space="0" w:color="000000"/>
               <w:left w:val="single" w:sz="6" w:space="0" w:color="000000"/>
@@ -269,78 +1182,94 @@
         </w:tc>
         <w:tc>
           <w:tcPr>
-            <w:tcW w:w="4180" w:type="dxa"/>
-            <w:tcBorders>
-              <w:top w:val="single" w:sz="6" w:space="0" w:color="000000"/>
-              <w:left w:val="single" w:sz="6" w:space="0" w:color="000000"/>
-              <w:bottom w:val="single" w:sz="6" w:space="0" w:color="000000"/>
-              <w:right w:val="single" w:sz="6" w:space="0" w:color="000000"/>
-            </w:tcBorders>
-            <w:shd w:val="clear" w:color="auto" w:fill="F2F2F2"/>
-            <w:tcMar>
-              <w:top w:w="80" w:type="dxa"/>
-              <w:left w:w="100" w:type="dxa"/>
-              <w:bottom w:w="80" w:type="dxa"/>
-              <w:right w:w="100" w:type="dxa"/>
-            </w:tcMar>
-            <w:vAlign w:val="center"/>
-          </w:tcPr>
-          <w:p>
-            <w:pPr>
-              <w:jc w:val="center"/>
-            </w:pPr>
-            <w:r>
-              <w:rPr>
-                <w:rFonts w:ascii="Arial" w:eastAsia="Arial" w:hAnsi="Arial" w:cs="Arial"/>
-                <w:b/>
-                <w:bCs/>
-                <w:sz w:val="22"/>
-                <w:szCs w:val="22"/>
-              </w:rPr>
-              <w:t>Completed Tasks</w:t>
-            </w:r>
-          </w:p>
-        </w:tc>
-      </w:tr>
-      <w:tr>
-        <w:tblPrEx>
-          <w:tblCellMar>
-            <w:top w:w="0" w:type="dxa"/>
-            <w:bottom w:w="0" w:type="dxa"/>
-          </w:tblCellMar>
-        </w:tblPrEx>
-        <w:tc>
-          <w:tcPr>
-            <w:tcW w:w="2000" w:type="dxa"/>
-            <w:tcBorders>
-              <w:top w:val="single" w:sz="6" w:space="0" w:color="000000"/>
-              <w:left w:val="single" w:sz="6" w:space="0" w:color="000000"/>
-              <w:bottom w:val="single" w:sz="6" w:space="0" w:color="000000"/>
-              <w:right w:val="single" w:sz="6" w:space="0" w:color="000000"/>
-            </w:tcBorders>
-            <w:shd w:val="clear" w:color="auto" w:fill="F2F2F2"/>
-            <w:tcMar>
-              <w:top w:w="80" w:type="dxa"/>
-              <w:left w:w="100" w:type="dxa"/>
-              <w:bottom w:w="80" w:type="dxa"/>
-              <w:right w:w="100" w:type="dxa"/>
-            </w:tcMar>
-            <w:vAlign w:val="center"/>
-          </w:tcPr>
-          <w:p>
-            <w:pPr>
-              <w:jc w:val="center"/>
-            </w:pPr>
-            <w:r>
-              <w:rPr>
-                <w:rFonts w:ascii="Arial" w:eastAsia="Arial" w:hAnsi="Arial" w:cs="Arial"/>
-                <w:b/>
-                <w:bCs/>
-                <w:sz w:val="22"/>
-                <w:szCs w:val="22"/>
-              </w:rPr>
-              <w:t>Oluwatomi Alo</w:t>
-            </w:r>
+            <w:tcW w:w="1500" w:type="dxa"/>
+            <w:tcBorders>
+              <w:top w:val="single" w:sz="6" w:space="0" w:color="000000"/>
+              <w:left w:val="single" w:sz="6" w:space="0" w:color="000000"/>
+              <w:bottom w:val="single" w:sz="6" w:space="0" w:color="000000"/>
+              <w:right w:val="single" w:sz="6" w:space="0" w:color="000000"/>
+            </w:tcBorders>
+            <w:tcMar>
+              <w:top w:w="80" w:type="dxa"/>
+              <w:left w:w="100" w:type="dxa"/>
+              <w:bottom w:w="80" w:type="dxa"/>
+              <w:right w:w="100" w:type="dxa"/>
+            </w:tcMar>
+            <w:vAlign w:val="center"/>
+          </w:tcPr>
+          <w:p>
+            <w:pPr>
+              <w:jc w:val="center"/>
+            </w:pPr>
+          </w:p>
+        </w:tc>
+        <w:tc>
+          <w:tcPr>
+            <w:tcW w:w="1500" w:type="dxa"/>
+            <w:tcBorders>
+              <w:top w:val="single" w:sz="6" w:space="0" w:color="000000"/>
+              <w:left w:val="single" w:sz="6" w:space="0" w:color="000000"/>
+              <w:bottom w:val="single" w:sz="6" w:space="0" w:color="000000"/>
+              <w:right w:val="single" w:sz="6" w:space="0" w:color="000000"/>
+            </w:tcBorders>
+            <w:tcMar>
+              <w:top w:w="80" w:type="dxa"/>
+              <w:left w:w="100" w:type="dxa"/>
+              <w:bottom w:w="80" w:type="dxa"/>
+              <w:right w:w="100" w:type="dxa"/>
+            </w:tcMar>
+            <w:vAlign w:val="center"/>
+          </w:tcPr>
+          <w:p>
+            <w:pPr>
+              <w:jc w:val="center"/>
+            </w:pPr>
+          </w:p>
+        </w:tc>
+        <w:tc>
+          <w:tcPr>
+            <w:tcW w:w="1500" w:type="dxa"/>
+            <w:tcBorders>
+              <w:top w:val="single" w:sz="6" w:space="0" w:color="000000"/>
+              <w:left w:val="single" w:sz="6" w:space="0" w:color="000000"/>
+              <w:bottom w:val="single" w:sz="6" w:space="0" w:color="000000"/>
+              <w:right w:val="single" w:sz="6" w:space="0" w:color="000000"/>
+            </w:tcBorders>
+            <w:tcMar>
+              <w:top w:w="80" w:type="dxa"/>
+              <w:left w:w="100" w:type="dxa"/>
+              <w:bottom w:w="80" w:type="dxa"/>
+              <w:right w:w="100" w:type="dxa"/>
+            </w:tcMar>
+            <w:vAlign w:val="center"/>
+          </w:tcPr>
+          <w:p>
+            <w:pPr>
+              <w:jc w:val="center"/>
+            </w:pPr>
+          </w:p>
+        </w:tc>
+        <w:tc>
+          <w:tcPr>
+            <w:tcW w:w="1500" w:type="dxa"/>
+            <w:tcBorders>
+              <w:top w:val="single" w:sz="6" w:space="0" w:color="000000"/>
+              <w:left w:val="single" w:sz="6" w:space="0" w:color="000000"/>
+              <w:bottom w:val="single" w:sz="6" w:space="0" w:color="000000"/>
+              <w:right w:val="single" w:sz="6" w:space="0" w:color="000000"/>
+            </w:tcBorders>
+            <w:tcMar>
+              <w:top w:w="80" w:type="dxa"/>
+              <w:left w:w="100" w:type="dxa"/>
+              <w:bottom w:w="80" w:type="dxa"/>
+              <w:right w:w="100" w:type="dxa"/>
+            </w:tcMar>
+            <w:vAlign w:val="center"/>
+          </w:tcPr>
+          <w:p>
+            <w:pPr>
+              <w:jc w:val="center"/>
+            </w:pPr>
           </w:p>
         </w:tc>
         <w:tc>
@@ -376,98 +1305,6 @@
         </w:tc>
         <w:tc>
           <w:tcPr>
-            <w:tcW w:w="1500" w:type="dxa"/>
-            <w:tcBorders>
-              <w:top w:val="single" w:sz="6" w:space="0" w:color="000000"/>
-              <w:left w:val="single" w:sz="6" w:space="0" w:color="000000"/>
-              <w:bottom w:val="single" w:sz="6" w:space="0" w:color="000000"/>
-              <w:right w:val="single" w:sz="6" w:space="0" w:color="000000"/>
-            </w:tcBorders>
-            <w:tcMar>
-              <w:top w:w="80" w:type="dxa"/>
-              <w:left w:w="100" w:type="dxa"/>
-              <w:bottom w:w="80" w:type="dxa"/>
-              <w:right w:w="100" w:type="dxa"/>
-            </w:tcMar>
-            <w:vAlign w:val="center"/>
-          </w:tcPr>
-          <w:p>
-            <w:pPr>
-              <w:jc w:val="center"/>
-            </w:pPr>
-          </w:p>
-        </w:tc>
-        <w:tc>
-          <w:tcPr>
-            <w:tcW w:w="1500" w:type="dxa"/>
-            <w:tcBorders>
-              <w:top w:val="single" w:sz="6" w:space="0" w:color="000000"/>
-              <w:left w:val="single" w:sz="6" w:space="0" w:color="000000"/>
-              <w:bottom w:val="single" w:sz="6" w:space="0" w:color="000000"/>
-              <w:right w:val="single" w:sz="6" w:space="0" w:color="000000"/>
-            </w:tcBorders>
-            <w:tcMar>
-              <w:top w:w="80" w:type="dxa"/>
-              <w:left w:w="100" w:type="dxa"/>
-              <w:bottom w:w="80" w:type="dxa"/>
-              <w:right w:w="100" w:type="dxa"/>
-            </w:tcMar>
-            <w:vAlign w:val="center"/>
-          </w:tcPr>
-          <w:p>
-            <w:pPr>
-              <w:jc w:val="center"/>
-            </w:pPr>
-          </w:p>
-        </w:tc>
-        <w:tc>
-          <w:tcPr>
-            <w:tcW w:w="1500" w:type="dxa"/>
-            <w:tcBorders>
-              <w:top w:val="single" w:sz="6" w:space="0" w:color="000000"/>
-              <w:left w:val="single" w:sz="6" w:space="0" w:color="000000"/>
-              <w:bottom w:val="single" w:sz="6" w:space="0" w:color="000000"/>
-              <w:right w:val="single" w:sz="6" w:space="0" w:color="000000"/>
-            </w:tcBorders>
-            <w:tcMar>
-              <w:top w:w="80" w:type="dxa"/>
-              <w:left w:w="100" w:type="dxa"/>
-              <w:bottom w:w="80" w:type="dxa"/>
-              <w:right w:w="100" w:type="dxa"/>
-            </w:tcMar>
-            <w:vAlign w:val="center"/>
-          </w:tcPr>
-          <w:p>
-            <w:pPr>
-              <w:jc w:val="center"/>
-            </w:pPr>
-          </w:p>
-        </w:tc>
-        <w:tc>
-          <w:tcPr>
-            <w:tcW w:w="1500" w:type="dxa"/>
-            <w:tcBorders>
-              <w:top w:val="single" w:sz="6" w:space="0" w:color="000000"/>
-              <w:left w:val="single" w:sz="6" w:space="0" w:color="000000"/>
-              <w:bottom w:val="single" w:sz="6" w:space="0" w:color="000000"/>
-              <w:right w:val="single" w:sz="6" w:space="0" w:color="000000"/>
-            </w:tcBorders>
-            <w:tcMar>
-              <w:top w:w="80" w:type="dxa"/>
-              <w:left w:w="100" w:type="dxa"/>
-              <w:bottom w:w="80" w:type="dxa"/>
-              <w:right w:w="100" w:type="dxa"/>
-            </w:tcMar>
-            <w:vAlign w:val="center"/>
-          </w:tcPr>
-          <w:p>
-            <w:pPr>
-              <w:jc w:val="center"/>
-            </w:pPr>
-          </w:p>
-        </w:tc>
-        <w:tc>
-          <w:tcPr>
             <w:tcW w:w="4180" w:type="dxa"/>
             <w:tcBorders>
               <w:top w:val="single" w:sz="6" w:space="0" w:color="000000"/>
@@ -497,95 +1334,16 @@
                 <w:sz w:val="22"/>
                 <w:szCs w:val="22"/>
               </w:rPr>
-              <w:t>Wrote the full Python program: input validation, pricing and volume-discount logic, provincial GST calculation, and table output</w:t>
+              <w:t>Contributed to testing</w:t>
             </w:r>
           </w:p>
-        </w:tc>
-      </w:tr>
-      <w:tr>
-        <w:tblPrEx>
-          <w:tblCellMar>
-            <w:top w:w="0" w:type="dxa"/>
-            <w:bottom w:w="0" w:type="dxa"/>
-          </w:tblCellMar>
-        </w:tblPrEx>
-        <w:tc>
-          <w:tcPr>
-            <w:tcW w:w="2000" w:type="dxa"/>
-            <w:tcBorders>
-              <w:top w:val="single" w:sz="6" w:space="0" w:color="000000"/>
-              <w:left w:val="single" w:sz="6" w:space="0" w:color="000000"/>
-              <w:bottom w:val="single" w:sz="6" w:space="0" w:color="000000"/>
-              <w:right w:val="single" w:sz="6" w:space="0" w:color="000000"/>
-            </w:tcBorders>
-            <w:shd w:val="clear" w:color="auto" w:fill="F2F2F2"/>
-            <w:tcMar>
-              <w:top w:w="80" w:type="dxa"/>
-              <w:left w:w="100" w:type="dxa"/>
-              <w:bottom w:w="80" w:type="dxa"/>
-              <w:right w:w="100" w:type="dxa"/>
-            </w:tcMar>
-            <w:vAlign w:val="center"/>
-          </w:tcPr>
-          <w:p>
-            <w:pPr>
-              <w:jc w:val="center"/>
-            </w:pPr>
-            <w:r>
-              <w:rPr>
-                <w:rFonts w:ascii="Arial" w:eastAsia="Arial" w:hAnsi="Arial" w:cs="Arial"/>
-                <w:b/>
-                <w:bCs/>
-                <w:sz w:val="22"/>
-                <w:szCs w:val="22"/>
-              </w:rPr>
-              <w:t>Member 2 Name</w:t>
-            </w:r>
-          </w:p>
-        </w:tc>
-        <w:tc>
-          <w:tcPr>
-            <w:tcW w:w="1500" w:type="dxa"/>
-            <w:tcBorders>
-              <w:top w:val="single" w:sz="6" w:space="0" w:color="000000"/>
-              <w:left w:val="single" w:sz="6" w:space="0" w:color="000000"/>
-              <w:bottom w:val="single" w:sz="6" w:space="0" w:color="000000"/>
-              <w:right w:val="single" w:sz="6" w:space="0" w:color="000000"/>
-            </w:tcBorders>
-            <w:tcMar>
-              <w:top w:w="80" w:type="dxa"/>
-              <w:left w:w="100" w:type="dxa"/>
-              <w:bottom w:w="80" w:type="dxa"/>
-              <w:right w:w="100" w:type="dxa"/>
-            </w:tcMar>
-            <w:vAlign w:val="center"/>
-          </w:tcPr>
-          <w:p>
-            <w:pPr>
-              <w:jc w:val="center"/>
-            </w:pPr>
-          </w:p>
-        </w:tc>
-        <w:tc>
-          <w:tcPr>
-            <w:tcW w:w="1500" w:type="dxa"/>
-            <w:tcBorders>
-              <w:top w:val="single" w:sz="6" w:space="0" w:color="000000"/>
-              <w:left w:val="single" w:sz="6" w:space="0" w:color="000000"/>
-              <w:bottom w:val="single" w:sz="6" w:space="0" w:color="000000"/>
-              <w:right w:val="single" w:sz="6" w:space="0" w:color="000000"/>
-            </w:tcBorders>
-            <w:tcMar>
-              <w:top w:w="80" w:type="dxa"/>
-              <w:left w:w="100" w:type="dxa"/>
-              <w:bottom w:w="80" w:type="dxa"/>
-              <w:right w:w="100" w:type="dxa"/>
-            </w:tcMar>
-            <w:vAlign w:val="center"/>
-          </w:tcPr>
-          <w:p>
-            <w:pPr>
-              <w:jc w:val="center"/>
+          <w:p>
+            <w:pPr>
+              <w:pStyle w:val="ListParagraph"/>
+              <w:numPr>
+                <w:ilvl w:val="0"/>
+                <w:numId w:val="2"/>
+              </w:numPr>
             </w:pPr>
             <w:r>
               <w:rPr>
@@ -593,755 +1351,7 @@
                 <w:sz w:val="22"/>
                 <w:szCs w:val="22"/>
               </w:rPr>
-              <w:t>N/A</w:t>
-            </w:r>
-          </w:p>
-        </w:tc>
-        <w:tc>
-          <w:tcPr>
-            <w:tcW w:w="1500" w:type="dxa"/>
-            <w:tcBorders>
-              <w:top w:val="single" w:sz="6" w:space="0" w:color="000000"/>
-              <w:left w:val="single" w:sz="6" w:space="0" w:color="000000"/>
-              <w:bottom w:val="single" w:sz="6" w:space="0" w:color="000000"/>
-              <w:right w:val="single" w:sz="6" w:space="0" w:color="000000"/>
-            </w:tcBorders>
-            <w:tcMar>
-              <w:top w:w="80" w:type="dxa"/>
-              <w:left w:w="100" w:type="dxa"/>
-              <w:bottom w:w="80" w:type="dxa"/>
-              <w:right w:w="100" w:type="dxa"/>
-            </w:tcMar>
-            <w:vAlign w:val="center"/>
-          </w:tcPr>
-          <w:p>
-            <w:pPr>
-              <w:jc w:val="center"/>
-            </w:pPr>
-          </w:p>
-        </w:tc>
-        <w:tc>
-          <w:tcPr>
-            <w:tcW w:w="1500" w:type="dxa"/>
-            <w:tcBorders>
-              <w:top w:val="single" w:sz="6" w:space="0" w:color="000000"/>
-              <w:left w:val="single" w:sz="6" w:space="0" w:color="000000"/>
-              <w:bottom w:val="single" w:sz="6" w:space="0" w:color="000000"/>
-              <w:right w:val="single" w:sz="6" w:space="0" w:color="000000"/>
-            </w:tcBorders>
-            <w:tcMar>
-              <w:top w:w="80" w:type="dxa"/>
-              <w:left w:w="100" w:type="dxa"/>
-              <w:bottom w:w="80" w:type="dxa"/>
-              <w:right w:w="100" w:type="dxa"/>
-            </w:tcMar>
-            <w:vAlign w:val="center"/>
-          </w:tcPr>
-          <w:p>
-            <w:pPr>
-              <w:jc w:val="center"/>
-            </w:pPr>
-          </w:p>
-        </w:tc>
-        <w:tc>
-          <w:tcPr>
-            <w:tcW w:w="1500" w:type="dxa"/>
-            <w:tcBorders>
-              <w:top w:val="single" w:sz="6" w:space="0" w:color="000000"/>
-              <w:left w:val="single" w:sz="6" w:space="0" w:color="000000"/>
-              <w:bottom w:val="single" w:sz="6" w:space="0" w:color="000000"/>
-              <w:right w:val="single" w:sz="6" w:space="0" w:color="000000"/>
-            </w:tcBorders>
-            <w:tcMar>
-              <w:top w:w="80" w:type="dxa"/>
-              <w:left w:w="100" w:type="dxa"/>
-              <w:bottom w:w="80" w:type="dxa"/>
-              <w:right w:w="100" w:type="dxa"/>
-            </w:tcMar>
-            <w:vAlign w:val="center"/>
-          </w:tcPr>
-          <w:p>
-            <w:pPr>
-              <w:jc w:val="center"/>
-            </w:pPr>
-          </w:p>
-        </w:tc>
-        <w:tc>
-          <w:tcPr>
-            <w:tcW w:w="4180" w:type="dxa"/>
-            <w:tcBorders>
-              <w:top w:val="single" w:sz="6" w:space="0" w:color="000000"/>
-              <w:left w:val="single" w:sz="6" w:space="0" w:color="000000"/>
-              <w:bottom w:val="single" w:sz="6" w:space="0" w:color="000000"/>
-              <w:right w:val="single" w:sz="6" w:space="0" w:color="000000"/>
-            </w:tcBorders>
-            <w:tcMar>
-              <w:top w:w="80" w:type="dxa"/>
-              <w:left w:w="100" w:type="dxa"/>
-              <w:bottom w:w="80" w:type="dxa"/>
-              <w:right w:w="100" w:type="dxa"/>
-            </w:tcMar>
-            <w:vAlign w:val="center"/>
-          </w:tcPr>
-          <w:p>
-            <w:pPr>
-              <w:pStyle w:val="ListParagraph"/>
-              <w:numPr>
-                <w:ilvl w:val="0"/>
-                <w:numId w:val="2"/>
-              </w:numPr>
-            </w:pPr>
-            <w:r>
-              <w:rPr>
-                <w:rFonts w:ascii="Arial" w:eastAsia="Arial" w:hAnsi="Arial" w:cs="Arial"/>
-                <w:sz w:val="22"/>
-                <w:szCs w:val="22"/>
-              </w:rPr>
-              <w:t>Created the flowchart</w:t>
-            </w:r>
-          </w:p>
-        </w:tc>
-      </w:tr>
-      <w:tr>
-        <w:tblPrEx>
-          <w:tblCellMar>
-            <w:top w:w="0" w:type="dxa"/>
-            <w:bottom w:w="0" w:type="dxa"/>
-          </w:tblCellMar>
-        </w:tblPrEx>
-        <w:tc>
-          <w:tcPr>
-            <w:tcW w:w="2000" w:type="dxa"/>
-            <w:tcBorders>
-              <w:top w:val="single" w:sz="6" w:space="0" w:color="000000"/>
-              <w:left w:val="single" w:sz="6" w:space="0" w:color="000000"/>
-              <w:bottom w:val="single" w:sz="6" w:space="0" w:color="000000"/>
-              <w:right w:val="single" w:sz="6" w:space="0" w:color="000000"/>
-            </w:tcBorders>
-            <w:shd w:val="clear" w:color="auto" w:fill="F2F2F2"/>
-            <w:tcMar>
-              <w:top w:w="80" w:type="dxa"/>
-              <w:left w:w="100" w:type="dxa"/>
-              <w:bottom w:w="80" w:type="dxa"/>
-              <w:right w:w="100" w:type="dxa"/>
-            </w:tcMar>
-            <w:vAlign w:val="center"/>
-          </w:tcPr>
-          <w:p>
-            <w:pPr>
-              <w:jc w:val="center"/>
-            </w:pPr>
-            <w:r>
-              <w:rPr>
-                <w:rFonts w:ascii="Arial" w:eastAsia="Arial" w:hAnsi="Arial" w:cs="Arial"/>
-                <w:b/>
-                <w:bCs/>
-                <w:sz w:val="22"/>
-                <w:szCs w:val="22"/>
-              </w:rPr>
-              <w:t>Member 3 Name</w:t>
-            </w:r>
-          </w:p>
-        </w:tc>
-        <w:tc>
-          <w:tcPr>
-            <w:tcW w:w="1500" w:type="dxa"/>
-            <w:tcBorders>
-              <w:top w:val="single" w:sz="6" w:space="0" w:color="000000"/>
-              <w:left w:val="single" w:sz="6" w:space="0" w:color="000000"/>
-              <w:bottom w:val="single" w:sz="6" w:space="0" w:color="000000"/>
-              <w:right w:val="single" w:sz="6" w:space="0" w:color="000000"/>
-            </w:tcBorders>
-            <w:tcMar>
-              <w:top w:w="80" w:type="dxa"/>
-              <w:left w:w="100" w:type="dxa"/>
-              <w:bottom w:w="80" w:type="dxa"/>
-              <w:right w:w="100" w:type="dxa"/>
-            </w:tcMar>
-            <w:vAlign w:val="center"/>
-          </w:tcPr>
-          <w:p>
-            <w:pPr>
-              <w:jc w:val="center"/>
-            </w:pPr>
-          </w:p>
-        </w:tc>
-        <w:tc>
-          <w:tcPr>
-            <w:tcW w:w="1500" w:type="dxa"/>
-            <w:tcBorders>
-              <w:top w:val="single" w:sz="6" w:space="0" w:color="000000"/>
-              <w:left w:val="single" w:sz="6" w:space="0" w:color="000000"/>
-              <w:bottom w:val="single" w:sz="6" w:space="0" w:color="000000"/>
-              <w:right w:val="single" w:sz="6" w:space="0" w:color="000000"/>
-            </w:tcBorders>
-            <w:tcMar>
-              <w:top w:w="80" w:type="dxa"/>
-              <w:left w:w="100" w:type="dxa"/>
-              <w:bottom w:w="80" w:type="dxa"/>
-              <w:right w:w="100" w:type="dxa"/>
-            </w:tcMar>
-            <w:vAlign w:val="center"/>
-          </w:tcPr>
-          <w:p>
-            <w:pPr>
-              <w:jc w:val="center"/>
-            </w:pPr>
-          </w:p>
-        </w:tc>
-        <w:tc>
-          <w:tcPr>
-            <w:tcW w:w="1500" w:type="dxa"/>
-            <w:tcBorders>
-              <w:top w:val="single" w:sz="6" w:space="0" w:color="000000"/>
-              <w:left w:val="single" w:sz="6" w:space="0" w:color="000000"/>
-              <w:bottom w:val="single" w:sz="6" w:space="0" w:color="000000"/>
-              <w:right w:val="single" w:sz="6" w:space="0" w:color="000000"/>
-            </w:tcBorders>
-            <w:tcMar>
-              <w:top w:w="80" w:type="dxa"/>
-              <w:left w:w="100" w:type="dxa"/>
-              <w:bottom w:w="80" w:type="dxa"/>
-              <w:right w:w="100" w:type="dxa"/>
-            </w:tcMar>
-            <w:vAlign w:val="center"/>
-          </w:tcPr>
-          <w:p>
-            <w:pPr>
-              <w:jc w:val="center"/>
-            </w:pPr>
-            <w:r>
-              <w:rPr>
-                <w:rFonts w:ascii="Arial" w:eastAsia="Arial" w:hAnsi="Arial" w:cs="Arial"/>
-                <w:sz w:val="22"/>
-                <w:szCs w:val="22"/>
-              </w:rPr>
-              <w:t>N/A</w:t>
-            </w:r>
-          </w:p>
-        </w:tc>
-        <w:tc>
-          <w:tcPr>
-            <w:tcW w:w="1500" w:type="dxa"/>
-            <w:tcBorders>
-              <w:top w:val="single" w:sz="6" w:space="0" w:color="000000"/>
-              <w:left w:val="single" w:sz="6" w:space="0" w:color="000000"/>
-              <w:bottom w:val="single" w:sz="6" w:space="0" w:color="000000"/>
-              <w:right w:val="single" w:sz="6" w:space="0" w:color="000000"/>
-            </w:tcBorders>
-            <w:tcMar>
-              <w:top w:w="80" w:type="dxa"/>
-              <w:left w:w="100" w:type="dxa"/>
-              <w:bottom w:w="80" w:type="dxa"/>
-              <w:right w:w="100" w:type="dxa"/>
-            </w:tcMar>
-            <w:vAlign w:val="center"/>
-          </w:tcPr>
-          <w:p>
-            <w:pPr>
-              <w:jc w:val="center"/>
-            </w:pPr>
-          </w:p>
-        </w:tc>
-        <w:tc>
-          <w:tcPr>
-            <w:tcW w:w="1500" w:type="dxa"/>
-            <w:tcBorders>
-              <w:top w:val="single" w:sz="6" w:space="0" w:color="000000"/>
-              <w:left w:val="single" w:sz="6" w:space="0" w:color="000000"/>
-              <w:bottom w:val="single" w:sz="6" w:space="0" w:color="000000"/>
-              <w:right w:val="single" w:sz="6" w:space="0" w:color="000000"/>
-            </w:tcBorders>
-            <w:tcMar>
-              <w:top w:w="80" w:type="dxa"/>
-              <w:left w:w="100" w:type="dxa"/>
-              <w:bottom w:w="80" w:type="dxa"/>
-              <w:right w:w="100" w:type="dxa"/>
-            </w:tcMar>
-            <w:vAlign w:val="center"/>
-          </w:tcPr>
-          <w:p>
-            <w:pPr>
-              <w:jc w:val="center"/>
-            </w:pPr>
-          </w:p>
-        </w:tc>
-        <w:tc>
-          <w:tcPr>
-            <w:tcW w:w="4180" w:type="dxa"/>
-            <w:tcBorders>
-              <w:top w:val="single" w:sz="6" w:space="0" w:color="000000"/>
-              <w:left w:val="single" w:sz="6" w:space="0" w:color="000000"/>
-              <w:bottom w:val="single" w:sz="6" w:space="0" w:color="000000"/>
-              <w:right w:val="single" w:sz="6" w:space="0" w:color="000000"/>
-            </w:tcBorders>
-            <w:tcMar>
-              <w:top w:w="80" w:type="dxa"/>
-              <w:left w:w="100" w:type="dxa"/>
-              <w:bottom w:w="80" w:type="dxa"/>
-              <w:right w:w="100" w:type="dxa"/>
-            </w:tcMar>
-            <w:vAlign w:val="center"/>
-          </w:tcPr>
-          <w:p>
-            <w:pPr>
-              <w:pStyle w:val="ListParagraph"/>
-              <w:numPr>
-                <w:ilvl w:val="0"/>
-                <w:numId w:val="2"/>
-              </w:numPr>
-            </w:pPr>
-            <w:r>
-              <w:rPr>
-                <w:rFonts w:ascii="Arial" w:eastAsia="Arial" w:hAnsi="Arial" w:cs="Arial"/>
-                <w:sz w:val="22"/>
-                <w:szCs w:val="22"/>
-              </w:rPr>
-              <w:t>Created the flowchart</w:t>
-            </w:r>
-          </w:p>
-          <w:p>
-            <w:pPr>
-              <w:pStyle w:val="ListParagraph"/>
-              <w:numPr>
-                <w:ilvl w:val="0"/>
-                <w:numId w:val="2"/>
-              </w:numPr>
-              <w:rPr>
-                <w:rFonts w:ascii="Arial" w:hAnsi="Arial" w:cs="Arial"/>
-                <w:sz w:val="22"/>
-                <w:szCs w:val="22"/>
-              </w:rPr>
-            </w:pPr>
-            <w:r>
-              <w:rPr>
-                <w:rFonts w:ascii="Arial" w:hAnsi="Arial" w:cs="Arial"/>
-                <w:sz w:val="22"/>
-                <w:szCs w:val="22"/>
-              </w:rPr>
-              <w:t>Helped ensure the Python code followed the flowchart.</w:t>
-            </w:r>
-          </w:p>
-        </w:tc>
-      </w:tr>
-      <w:tr>
-        <w:tblPrEx>
-          <w:tblCellMar>
-            <w:top w:w="0" w:type="dxa"/>
-            <w:bottom w:w="0" w:type="dxa"/>
-          </w:tblCellMar>
-        </w:tblPrEx>
-        <w:tc>
-          <w:tcPr>
-            <w:tcW w:w="2000" w:type="dxa"/>
-            <w:tcBorders>
-              <w:top w:val="single" w:sz="6" w:space="0" w:color="000000"/>
-              <w:left w:val="single" w:sz="6" w:space="0" w:color="000000"/>
-              <w:bottom w:val="single" w:sz="6" w:space="0" w:color="000000"/>
-              <w:right w:val="single" w:sz="6" w:space="0" w:color="000000"/>
-            </w:tcBorders>
-            <w:shd w:val="clear" w:color="auto" w:fill="F2F2F2"/>
-            <w:tcMar>
-              <w:top w:w="80" w:type="dxa"/>
-              <w:left w:w="100" w:type="dxa"/>
-              <w:bottom w:w="80" w:type="dxa"/>
-              <w:right w:w="100" w:type="dxa"/>
-            </w:tcMar>
-            <w:vAlign w:val="center"/>
-          </w:tcPr>
-          <w:p>
-            <w:pPr>
-              <w:jc w:val="center"/>
-            </w:pPr>
-            <w:r>
-              <w:rPr>
-                <w:rFonts w:ascii="Arial" w:eastAsia="Arial" w:hAnsi="Arial" w:cs="Arial"/>
-                <w:b/>
-                <w:bCs/>
-                <w:sz w:val="22"/>
-                <w:szCs w:val="22"/>
-              </w:rPr>
-              <w:t>Member 4 Name</w:t>
-            </w:r>
-          </w:p>
-        </w:tc>
-        <w:tc>
-          <w:tcPr>
-            <w:tcW w:w="1500" w:type="dxa"/>
-            <w:tcBorders>
-              <w:top w:val="single" w:sz="6" w:space="0" w:color="000000"/>
-              <w:left w:val="single" w:sz="6" w:space="0" w:color="000000"/>
-              <w:bottom w:val="single" w:sz="6" w:space="0" w:color="000000"/>
-              <w:right w:val="single" w:sz="6" w:space="0" w:color="000000"/>
-            </w:tcBorders>
-            <w:tcMar>
-              <w:top w:w="80" w:type="dxa"/>
-              <w:left w:w="100" w:type="dxa"/>
-              <w:bottom w:w="80" w:type="dxa"/>
-              <w:right w:w="100" w:type="dxa"/>
-            </w:tcMar>
-            <w:vAlign w:val="center"/>
-          </w:tcPr>
-          <w:p>
-            <w:pPr>
-              <w:jc w:val="center"/>
-            </w:pPr>
-          </w:p>
-        </w:tc>
-        <w:tc>
-          <w:tcPr>
-            <w:tcW w:w="1500" w:type="dxa"/>
-            <w:tcBorders>
-              <w:top w:val="single" w:sz="6" w:space="0" w:color="000000"/>
-              <w:left w:val="single" w:sz="6" w:space="0" w:color="000000"/>
-              <w:bottom w:val="single" w:sz="6" w:space="0" w:color="000000"/>
-              <w:right w:val="single" w:sz="6" w:space="0" w:color="000000"/>
-            </w:tcBorders>
-            <w:tcMar>
-              <w:top w:w="80" w:type="dxa"/>
-              <w:left w:w="100" w:type="dxa"/>
-              <w:bottom w:w="80" w:type="dxa"/>
-              <w:right w:w="100" w:type="dxa"/>
-            </w:tcMar>
-            <w:vAlign w:val="center"/>
-          </w:tcPr>
-          <w:p>
-            <w:pPr>
-              <w:jc w:val="center"/>
-            </w:pPr>
-          </w:p>
-        </w:tc>
-        <w:tc>
-          <w:tcPr>
-            <w:tcW w:w="1500" w:type="dxa"/>
-            <w:tcBorders>
-              <w:top w:val="single" w:sz="6" w:space="0" w:color="000000"/>
-              <w:left w:val="single" w:sz="6" w:space="0" w:color="000000"/>
-              <w:bottom w:val="single" w:sz="6" w:space="0" w:color="000000"/>
-              <w:right w:val="single" w:sz="6" w:space="0" w:color="000000"/>
-            </w:tcBorders>
-            <w:tcMar>
-              <w:top w:w="80" w:type="dxa"/>
-              <w:left w:w="100" w:type="dxa"/>
-              <w:bottom w:w="80" w:type="dxa"/>
-              <w:right w:w="100" w:type="dxa"/>
-            </w:tcMar>
-            <w:vAlign w:val="center"/>
-          </w:tcPr>
-          <w:p>
-            <w:pPr>
-              <w:jc w:val="center"/>
-            </w:pPr>
-          </w:p>
-        </w:tc>
-        <w:tc>
-          <w:tcPr>
-            <w:tcW w:w="1500" w:type="dxa"/>
-            <w:tcBorders>
-              <w:top w:val="single" w:sz="6" w:space="0" w:color="000000"/>
-              <w:left w:val="single" w:sz="6" w:space="0" w:color="000000"/>
-              <w:bottom w:val="single" w:sz="6" w:space="0" w:color="000000"/>
-              <w:right w:val="single" w:sz="6" w:space="0" w:color="000000"/>
-            </w:tcBorders>
-            <w:tcMar>
-              <w:top w:w="80" w:type="dxa"/>
-              <w:left w:w="100" w:type="dxa"/>
-              <w:bottom w:w="80" w:type="dxa"/>
-              <w:right w:w="100" w:type="dxa"/>
-            </w:tcMar>
-            <w:vAlign w:val="center"/>
-          </w:tcPr>
-          <w:p>
-            <w:pPr>
-              <w:jc w:val="center"/>
-            </w:pPr>
-            <w:r>
-              <w:rPr>
-                <w:rFonts w:ascii="Arial" w:eastAsia="Arial" w:hAnsi="Arial" w:cs="Arial"/>
-                <w:sz w:val="22"/>
-                <w:szCs w:val="22"/>
-              </w:rPr>
-              <w:t>N/A</w:t>
-            </w:r>
-          </w:p>
-        </w:tc>
-        <w:tc>
-          <w:tcPr>
-            <w:tcW w:w="1500" w:type="dxa"/>
-            <w:tcBorders>
-              <w:top w:val="single" w:sz="6" w:space="0" w:color="000000"/>
-              <w:left w:val="single" w:sz="6" w:space="0" w:color="000000"/>
-              <w:bottom w:val="single" w:sz="6" w:space="0" w:color="000000"/>
-              <w:right w:val="single" w:sz="6" w:space="0" w:color="000000"/>
-            </w:tcBorders>
-            <w:tcMar>
-              <w:top w:w="80" w:type="dxa"/>
-              <w:left w:w="100" w:type="dxa"/>
-              <w:bottom w:w="80" w:type="dxa"/>
-              <w:right w:w="100" w:type="dxa"/>
-            </w:tcMar>
-            <w:vAlign w:val="center"/>
-          </w:tcPr>
-          <w:p>
-            <w:pPr>
-              <w:jc w:val="center"/>
-            </w:pPr>
-          </w:p>
-        </w:tc>
-        <w:tc>
-          <w:tcPr>
-            <w:tcW w:w="4180" w:type="dxa"/>
-            <w:tcBorders>
-              <w:top w:val="single" w:sz="6" w:space="0" w:color="000000"/>
-              <w:left w:val="single" w:sz="6" w:space="0" w:color="000000"/>
-              <w:bottom w:val="single" w:sz="6" w:space="0" w:color="000000"/>
-              <w:right w:val="single" w:sz="6" w:space="0" w:color="000000"/>
-            </w:tcBorders>
-            <w:tcMar>
-              <w:top w:w="80" w:type="dxa"/>
-              <w:left w:w="100" w:type="dxa"/>
-              <w:bottom w:w="80" w:type="dxa"/>
-              <w:right w:w="100" w:type="dxa"/>
-            </w:tcMar>
-            <w:vAlign w:val="center"/>
-          </w:tcPr>
-          <w:p>
-            <w:pPr>
-              <w:pStyle w:val="ListParagraph"/>
-              <w:numPr>
-                <w:ilvl w:val="0"/>
-                <w:numId w:val="2"/>
-              </w:numPr>
-            </w:pPr>
-            <w:r>
-              <w:rPr>
-                <w:rFonts w:ascii="Arial" w:eastAsia="Arial" w:hAnsi="Arial" w:cs="Arial"/>
-                <w:sz w:val="22"/>
-                <w:szCs w:val="22"/>
-              </w:rPr>
-              <w:t>Added comments to the code</w:t>
-            </w:r>
-          </w:p>
-          <w:p>
-            <w:pPr>
-              <w:pStyle w:val="ListParagraph"/>
-              <w:numPr>
-                <w:ilvl w:val="0"/>
-                <w:numId w:val="2"/>
-              </w:numPr>
-              <w:rPr>
-                <w:rFonts w:ascii="Arial" w:hAnsi="Arial" w:cs="Arial"/>
-                <w:sz w:val="22"/>
-                <w:szCs w:val="22"/>
-              </w:rPr>
-            </w:pPr>
-            <w:r>
-              <w:rPr>
-                <w:rFonts w:ascii="Arial" w:hAnsi="Arial" w:cs="Arial"/>
-                <w:sz w:val="22"/>
-                <w:szCs w:val="22"/>
-              </w:rPr>
-              <w:t>Worked with member 1 in editing the code</w:t>
-            </w:r>
-          </w:p>
-        </w:tc>
-      </w:tr>
-      <w:tr>
-        <w:tblPrEx>
-          <w:tblCellMar>
-            <w:top w:w="0" w:type="dxa"/>
-            <w:bottom w:w="0" w:type="dxa"/>
-          </w:tblCellMar>
-        </w:tblPrEx>
-        <w:tc>
-          <w:tcPr>
-            <w:tcW w:w="2000" w:type="dxa"/>
-            <w:tcBorders>
-              <w:top w:val="single" w:sz="6" w:space="0" w:color="000000"/>
-              <w:left w:val="single" w:sz="6" w:space="0" w:color="000000"/>
-              <w:bottom w:val="single" w:sz="6" w:space="0" w:color="000000"/>
-              <w:right w:val="single" w:sz="6" w:space="0" w:color="000000"/>
-            </w:tcBorders>
-            <w:shd w:val="clear" w:color="auto" w:fill="F2F2F2"/>
-            <w:tcMar>
-              <w:top w:w="80" w:type="dxa"/>
-              <w:left w:w="100" w:type="dxa"/>
-              <w:bottom w:w="80" w:type="dxa"/>
-              <w:right w:w="100" w:type="dxa"/>
-            </w:tcMar>
-            <w:vAlign w:val="center"/>
-          </w:tcPr>
-          <w:p>
-            <w:pPr>
-              <w:jc w:val="center"/>
-            </w:pPr>
-            <w:r>
-              <w:rPr>
-                <w:rFonts w:ascii="Arial" w:eastAsia="Arial" w:hAnsi="Arial" w:cs="Arial"/>
-                <w:b/>
-                <w:bCs/>
-                <w:sz w:val="22"/>
-                <w:szCs w:val="22"/>
-              </w:rPr>
-              <w:t>Member 5 Name</w:t>
-            </w:r>
-          </w:p>
-        </w:tc>
-        <w:tc>
-          <w:tcPr>
-            <w:tcW w:w="1500" w:type="dxa"/>
-            <w:tcBorders>
-              <w:top w:val="single" w:sz="6" w:space="0" w:color="000000"/>
-              <w:left w:val="single" w:sz="6" w:space="0" w:color="000000"/>
-              <w:bottom w:val="single" w:sz="6" w:space="0" w:color="000000"/>
-              <w:right w:val="single" w:sz="6" w:space="0" w:color="000000"/>
-            </w:tcBorders>
-            <w:tcMar>
-              <w:top w:w="80" w:type="dxa"/>
-              <w:left w:w="100" w:type="dxa"/>
-              <w:bottom w:w="80" w:type="dxa"/>
-              <w:right w:w="100" w:type="dxa"/>
-            </w:tcMar>
-            <w:vAlign w:val="center"/>
-          </w:tcPr>
-          <w:p>
-            <w:pPr>
-              <w:jc w:val="center"/>
-            </w:pPr>
-          </w:p>
-        </w:tc>
-        <w:tc>
-          <w:tcPr>
-            <w:tcW w:w="1500" w:type="dxa"/>
-            <w:tcBorders>
-              <w:top w:val="single" w:sz="6" w:space="0" w:color="000000"/>
-              <w:left w:val="single" w:sz="6" w:space="0" w:color="000000"/>
-              <w:bottom w:val="single" w:sz="6" w:space="0" w:color="000000"/>
-              <w:right w:val="single" w:sz="6" w:space="0" w:color="000000"/>
-            </w:tcBorders>
-            <w:tcMar>
-              <w:top w:w="80" w:type="dxa"/>
-              <w:left w:w="100" w:type="dxa"/>
-              <w:bottom w:w="80" w:type="dxa"/>
-              <w:right w:w="100" w:type="dxa"/>
-            </w:tcMar>
-            <w:vAlign w:val="center"/>
-          </w:tcPr>
-          <w:p>
-            <w:pPr>
-              <w:jc w:val="center"/>
-            </w:pPr>
-          </w:p>
-        </w:tc>
-        <w:tc>
-          <w:tcPr>
-            <w:tcW w:w="1500" w:type="dxa"/>
-            <w:tcBorders>
-              <w:top w:val="single" w:sz="6" w:space="0" w:color="000000"/>
-              <w:left w:val="single" w:sz="6" w:space="0" w:color="000000"/>
-              <w:bottom w:val="single" w:sz="6" w:space="0" w:color="000000"/>
-              <w:right w:val="single" w:sz="6" w:space="0" w:color="000000"/>
-            </w:tcBorders>
-            <w:tcMar>
-              <w:top w:w="80" w:type="dxa"/>
-              <w:left w:w="100" w:type="dxa"/>
-              <w:bottom w:w="80" w:type="dxa"/>
-              <w:right w:w="100" w:type="dxa"/>
-            </w:tcMar>
-            <w:vAlign w:val="center"/>
-          </w:tcPr>
-          <w:p>
-            <w:pPr>
-              <w:jc w:val="center"/>
-            </w:pPr>
-          </w:p>
-        </w:tc>
-        <w:tc>
-          <w:tcPr>
-            <w:tcW w:w="1500" w:type="dxa"/>
-            <w:tcBorders>
-              <w:top w:val="single" w:sz="6" w:space="0" w:color="000000"/>
-              <w:left w:val="single" w:sz="6" w:space="0" w:color="000000"/>
-              <w:bottom w:val="single" w:sz="6" w:space="0" w:color="000000"/>
-              <w:right w:val="single" w:sz="6" w:space="0" w:color="000000"/>
-            </w:tcBorders>
-            <w:tcMar>
-              <w:top w:w="80" w:type="dxa"/>
-              <w:left w:w="100" w:type="dxa"/>
-              <w:bottom w:w="80" w:type="dxa"/>
-              <w:right w:w="100" w:type="dxa"/>
-            </w:tcMar>
-            <w:vAlign w:val="center"/>
-          </w:tcPr>
-          <w:p>
-            <w:pPr>
-              <w:jc w:val="center"/>
-            </w:pPr>
-          </w:p>
-        </w:tc>
-        <w:tc>
-          <w:tcPr>
-            <w:tcW w:w="1500" w:type="dxa"/>
-            <w:tcBorders>
-              <w:top w:val="single" w:sz="6" w:space="0" w:color="000000"/>
-              <w:left w:val="single" w:sz="6" w:space="0" w:color="000000"/>
-              <w:bottom w:val="single" w:sz="6" w:space="0" w:color="000000"/>
-              <w:right w:val="single" w:sz="6" w:space="0" w:color="000000"/>
-            </w:tcBorders>
-            <w:tcMar>
-              <w:top w:w="80" w:type="dxa"/>
-              <w:left w:w="100" w:type="dxa"/>
-              <w:bottom w:w="80" w:type="dxa"/>
-              <w:right w:w="100" w:type="dxa"/>
-            </w:tcMar>
-            <w:vAlign w:val="center"/>
-          </w:tcPr>
-          <w:p>
-            <w:pPr>
-              <w:jc w:val="center"/>
-            </w:pPr>
-            <w:r>
-              <w:rPr>
-                <w:rFonts w:ascii="Arial" w:eastAsia="Arial" w:hAnsi="Arial" w:cs="Arial"/>
-                <w:sz w:val="22"/>
-                <w:szCs w:val="22"/>
-              </w:rPr>
-              <w:t>N/A</w:t>
-            </w:r>
-          </w:p>
-        </w:tc>
-        <w:tc>
-          <w:tcPr>
-            <w:tcW w:w="4180" w:type="dxa"/>
-            <w:tcBorders>
-              <w:top w:val="single" w:sz="6" w:space="0" w:color="000000"/>
-              <w:left w:val="single" w:sz="6" w:space="0" w:color="000000"/>
-              <w:bottom w:val="single" w:sz="6" w:space="0" w:color="000000"/>
-              <w:right w:val="single" w:sz="6" w:space="0" w:color="000000"/>
-            </w:tcBorders>
-            <w:tcMar>
-              <w:top w:w="80" w:type="dxa"/>
-              <w:left w:w="100" w:type="dxa"/>
-              <w:bottom w:w="80" w:type="dxa"/>
-              <w:right w:w="100" w:type="dxa"/>
-            </w:tcMar>
-            <w:vAlign w:val="center"/>
-          </w:tcPr>
-          <w:p>
-            <w:pPr>
-              <w:pStyle w:val="ListParagraph"/>
-              <w:numPr>
-                <w:ilvl w:val="0"/>
-                <w:numId w:val="2"/>
-              </w:numPr>
-            </w:pPr>
-            <w:r>
-              <w:rPr>
-                <w:rFonts w:ascii="Arial" w:eastAsia="Arial" w:hAnsi="Arial" w:cs="Arial"/>
-                <w:sz w:val="22"/>
-                <w:szCs w:val="22"/>
-              </w:rPr>
-              <w:t>Tested the program and documented the test cases</w:t>
+              <w:t>Compiled and finalized the contribution table</w:t>
             </w:r>
           </w:p>
         </w:tc>
@@ -1541,64 +1551,10 @@
 <file path=word/numbering.xml><?xml version="1.0" encoding="utf-8"?>
 <w:numbering xmlns:wpc="http://schemas.microsoft.com/office/word/2010/wordprocessingCanvas" xmlns:cx="http://schemas.microsoft.com/office/drawing/2014/chartex" xmlns:cx1="http://schemas.microsoft.com/office/drawing/2015/9/8/chartex" xmlns:cx2="http://schemas.microsoft.com/office/drawing/2015/10/21/chartex" xmlns:cx3="http://schemas.microsoft.com/office/drawing/2016/5/9/chartex" xmlns:cx4="http://schemas.microsoft.com/office/drawing/2016/5/10/chartex" xmlns:cx5="http://schemas.microsoft.com/office/drawing/2016/5/11/chartex" xmlns:cx6="http://schemas.microsoft.com/office/drawing/2016/5/12/chartex" xmlns:cx7="http://schemas.microsoft.com/office/drawing/2016/5/13/chartex" xmlns:cx8="http://schemas.microsoft.com/office/drawing/2016/5/14/chartex" xmlns:mc="http://schemas.openxmlformats.org/markup-compatibility/2006" xmlns:aink="http://schemas.microsoft.com/office/drawing/2016/ink" xmlns:am3d="http://schemas.microsoft.com/office/drawing/2017/model3d" xmlns:o="urn:schemas-microsoft-com:office:office" xmlns:oel="http://schemas.microsoft.com/office/2019/extlst" xmlns:r="http://schemas.openxmlformats.org/officeDocument/2006/relationships" xmlns:m="http://schemas.openxmlformats.org/officeDocument/2006/math" xmlns:v="urn:schemas-microsoft-com:vml" xmlns:wp14="http://schemas.microsoft.com/office/word/2010/wordprocessingDrawing" xmlns:wp="http://schemas.openxmlformats.org/drawingml/2006/wordprocessingDrawing" xmlns:w10="urn:schemas-microsoft-com:office:word" xmlns:w="http://schemas.openxmlformats.org/wordprocessingml/2006/main" xmlns:w14="http://schemas.microsoft.com/office/word/2010/wordml" xmlns:w15="http://schemas.microsoft.com/office/word/2012/wordml" xmlns:w16cex="http://schemas.microsoft.com/office/word/2018/wordml/cex" xmlns:w16cid="http://schemas.microsoft.com/office/word/2016/wordml/cid" xmlns:w16="http://schemas.microsoft.com/office/word/2018/wordml" xmlns:w16du="http://schemas.microsoft.com/office/word/2023/wordml/word16du" xmlns:w16sdtdh="http://schemas.microsoft.com/office/word/2020/wordml/sdtdatahash" xmlns:w16sdtfl="http://schemas.microsoft.com/office/word/2024/wordml/sdtformatlock" xmlns:w16se="http://schemas.microsoft.com/office/word/2015/wordml/symex" xmlns:wpg="http://schemas.microsoft.com/office/word/2010/wordprocessingGroup" xmlns:wpi="http://schemas.microsoft.com/office/word/2010/wordprocessingInk" xmlns:wne="http://schemas.microsoft.com/office/word/2006/wordml" xmlns:wps="http://schemas.microsoft.com/office/word/2010/wordprocessingShape" mc:Ignorable="w14 w15 w16se w16cid w16 w16cex w16sdtdh w16sdtfl w16du wp14">
   <w:abstractNum w:abstractNumId="0" w15:restartNumberingAfterBreak="0">
-    <w:nsid w:val="2C84043B"/>
+    <w:nsid w:val="0A1C7C49"/>
     <w:multiLevelType w:val="hybridMultilevel"/>
-    <w:tmpl w:val="FC9813E0"/>
-    <w:lvl w:ilvl="0" w:tplc="D144A4A0">
-      <w:start w:val="1"/>
-      <w:numFmt w:val="bullet"/>
-      <w:lvlText w:val="•"/>
-      <w:lvlJc w:val="left"/>
-      <w:pPr>
-        <w:ind w:left="540" w:hanging="270"/>
-      </w:pPr>
-    </w:lvl>
-    <w:lvl w:ilvl="1" w:tplc="1F545DA0">
-      <w:numFmt w:val="decimal"/>
-      <w:lvlText w:val=""/>
-      <w:lvlJc w:val="left"/>
-    </w:lvl>
-    <w:lvl w:ilvl="2" w:tplc="47FCE38E">
-      <w:numFmt w:val="decimal"/>
-      <w:lvlText w:val=""/>
-      <w:lvlJc w:val="left"/>
-    </w:lvl>
-    <w:lvl w:ilvl="3" w:tplc="3A68FB2E">
-      <w:numFmt w:val="decimal"/>
-      <w:lvlText w:val=""/>
-      <w:lvlJc w:val="left"/>
-    </w:lvl>
-    <w:lvl w:ilvl="4" w:tplc="CA105D72">
-      <w:numFmt w:val="decimal"/>
-      <w:lvlText w:val=""/>
-      <w:lvlJc w:val="left"/>
-    </w:lvl>
-    <w:lvl w:ilvl="5" w:tplc="6CC2B6FA">
-      <w:numFmt w:val="decimal"/>
-      <w:lvlText w:val=""/>
-      <w:lvlJc w:val="left"/>
-    </w:lvl>
-    <w:lvl w:ilvl="6" w:tplc="3CFE577E">
-      <w:numFmt w:val="decimal"/>
-      <w:lvlText w:val=""/>
-      <w:lvlJc w:val="left"/>
-    </w:lvl>
-    <w:lvl w:ilvl="7" w:tplc="E6AE4F84">
-      <w:numFmt w:val="decimal"/>
-      <w:lvlText w:val=""/>
-      <w:lvlJc w:val="left"/>
-    </w:lvl>
-    <w:lvl w:ilvl="8" w:tplc="D4403D52">
-      <w:numFmt w:val="decimal"/>
-      <w:lvlText w:val=""/>
-      <w:lvlJc w:val="left"/>
-    </w:lvl>
-  </w:abstractNum>
-  <w:abstractNum w:abstractNumId="1" w15:restartNumberingAfterBreak="0">
-    <w:nsid w:val="64D80436"/>
-    <w:multiLevelType w:val="hybridMultilevel"/>
-    <w:tmpl w:val="7CDC766A"/>
-    <w:lvl w:ilvl="0" w:tplc="4F1A3288">
+    <w:tmpl w:val="1F72C858"/>
+    <w:lvl w:ilvl="0" w:tplc="6BE83442">
       <w:start w:val="1"/>
       <w:numFmt w:val="bullet"/>
       <w:lvlText w:val="●"/>
@@ -1607,7 +1563,7 @@
         <w:ind w:left="720" w:hanging="360"/>
       </w:pPr>
     </w:lvl>
-    <w:lvl w:ilvl="1" w:tplc="FC2A773E">
+    <w:lvl w:ilvl="1" w:tplc="38AC8F70">
       <w:start w:val="1"/>
       <w:numFmt w:val="bullet"/>
       <w:lvlText w:val="○"/>
@@ -1616,7 +1572,7 @@
         <w:ind w:left="1440" w:hanging="360"/>
       </w:pPr>
     </w:lvl>
-    <w:lvl w:ilvl="2" w:tplc="0520062A">
+    <w:lvl w:ilvl="2" w:tplc="4DC60AAA">
       <w:start w:val="1"/>
       <w:numFmt w:val="bullet"/>
       <w:lvlText w:val="■"/>
@@ -1625,7 +1581,7 @@
         <w:ind w:left="2160" w:hanging="360"/>
       </w:pPr>
     </w:lvl>
-    <w:lvl w:ilvl="3" w:tplc="C5BE7C0C">
+    <w:lvl w:ilvl="3" w:tplc="68AE344C">
       <w:start w:val="1"/>
       <w:numFmt w:val="bullet"/>
       <w:lvlText w:val="●"/>
@@ -1634,7 +1590,7 @@
         <w:ind w:left="2880" w:hanging="360"/>
       </w:pPr>
     </w:lvl>
-    <w:lvl w:ilvl="4" w:tplc="65003BAA">
+    <w:lvl w:ilvl="4" w:tplc="A9523B2E">
       <w:start w:val="1"/>
       <w:numFmt w:val="bullet"/>
       <w:lvlText w:val="○"/>
@@ -1643,7 +1599,7 @@
         <w:ind w:left="3600" w:hanging="360"/>
       </w:pPr>
     </w:lvl>
-    <w:lvl w:ilvl="5" w:tplc="30EC2CBE">
+    <w:lvl w:ilvl="5" w:tplc="A0205AB2">
       <w:start w:val="1"/>
       <w:numFmt w:val="bullet"/>
       <w:lvlText w:val="■"/>
@@ -1652,7 +1608,7 @@
         <w:ind w:left="4320" w:hanging="360"/>
       </w:pPr>
     </w:lvl>
-    <w:lvl w:ilvl="6" w:tplc="C366A346">
+    <w:lvl w:ilvl="6" w:tplc="CF58FFA6">
       <w:start w:val="1"/>
       <w:numFmt w:val="bullet"/>
       <w:lvlText w:val="●"/>
@@ -1661,7 +1617,7 @@
         <w:ind w:left="5040" w:hanging="360"/>
       </w:pPr>
     </w:lvl>
-    <w:lvl w:ilvl="7" w:tplc="3DD0AC62">
+    <w:lvl w:ilvl="7" w:tplc="26249712">
       <w:start w:val="1"/>
       <w:numFmt w:val="bullet"/>
       <w:lvlText w:val="●"/>
@@ -1670,7 +1626,7 @@
         <w:ind w:left="5760" w:hanging="360"/>
       </w:pPr>
     </w:lvl>
-    <w:lvl w:ilvl="8" w:tplc="CABC3F78">
+    <w:lvl w:ilvl="8" w:tplc="3AC055BA">
       <w:start w:val="1"/>
       <w:numFmt w:val="bullet"/>
       <w:lvlText w:val="●"/>
@@ -1680,14 +1636,68 @@
       </w:pPr>
     </w:lvl>
   </w:abstractNum>
-  <w:num w:numId="1" w16cid:durableId="1178228539">
-    <w:abstractNumId w:val="1"/>
+  <w:abstractNum w:abstractNumId="1" w15:restartNumberingAfterBreak="0">
+    <w:nsid w:val="755D5240"/>
+    <w:multiLevelType w:val="hybridMultilevel"/>
+    <w:tmpl w:val="5180FD74"/>
+    <w:lvl w:ilvl="0" w:tplc="09764990">
+      <w:start w:val="1"/>
+      <w:numFmt w:val="bullet"/>
+      <w:lvlText w:val="•"/>
+      <w:lvlJc w:val="left"/>
+      <w:pPr>
+        <w:ind w:left="540" w:hanging="270"/>
+      </w:pPr>
+    </w:lvl>
+    <w:lvl w:ilvl="1" w:tplc="71C8A846">
+      <w:numFmt w:val="decimal"/>
+      <w:lvlText w:val=""/>
+      <w:lvlJc w:val="left"/>
+    </w:lvl>
+    <w:lvl w:ilvl="2" w:tplc="3998FB5A">
+      <w:numFmt w:val="decimal"/>
+      <w:lvlText w:val=""/>
+      <w:lvlJc w:val="left"/>
+    </w:lvl>
+    <w:lvl w:ilvl="3" w:tplc="3CAAC5D8">
+      <w:numFmt w:val="decimal"/>
+      <w:lvlText w:val=""/>
+      <w:lvlJc w:val="left"/>
+    </w:lvl>
+    <w:lvl w:ilvl="4" w:tplc="9A5EA2BA">
+      <w:numFmt w:val="decimal"/>
+      <w:lvlText w:val=""/>
+      <w:lvlJc w:val="left"/>
+    </w:lvl>
+    <w:lvl w:ilvl="5" w:tplc="30B26F7A">
+      <w:numFmt w:val="decimal"/>
+      <w:lvlText w:val=""/>
+      <w:lvlJc w:val="left"/>
+    </w:lvl>
+    <w:lvl w:ilvl="6" w:tplc="3B827BE4">
+      <w:numFmt w:val="decimal"/>
+      <w:lvlText w:val=""/>
+      <w:lvlJc w:val="left"/>
+    </w:lvl>
+    <w:lvl w:ilvl="7" w:tplc="5406F9B8">
+      <w:numFmt w:val="decimal"/>
+      <w:lvlText w:val=""/>
+      <w:lvlJc w:val="left"/>
+    </w:lvl>
+    <w:lvl w:ilvl="8" w:tplc="9A0E821E">
+      <w:numFmt w:val="decimal"/>
+      <w:lvlText w:val=""/>
+      <w:lvlJc w:val="left"/>
+    </w:lvl>
+  </w:abstractNum>
+  <w:num w:numId="1" w16cid:durableId="1396931516">
+    <w:abstractNumId w:val="0"/>
     <w:lvlOverride w:ilvl="0">
       <w:startOverride w:val="1"/>
     </w:lvlOverride>
   </w:num>
-  <w:num w:numId="2" w16cid:durableId="41056896">
-    <w:abstractNumId w:val="0"/>
+  <w:num w:numId="2" w16cid:durableId="85464473">
+    <w:abstractNumId w:val="1"/>
     <w:lvlOverride w:ilvl="0">
       <w:startOverride w:val="1"/>
     </w:lvlOverride>

--- a/contribution_table.docx
+++ b/contribution_table.docx
@@ -5,14 +5,19 @@
     <w:p>
       <w:pPr>
         <w:spacing w:after="120"/>
+        <w:rPr>
+          <w:rFonts w:ascii="Arial" w:hAnsi="Arial" w:cs="Arial"/>
+          <w:sz w:val="22"/>
+          <w:szCs w:val="22"/>
+        </w:rPr>
       </w:pPr>
       <w:r>
         <w:rPr>
           <w:rFonts w:ascii="Arial" w:eastAsia="Arial" w:hAnsi="Arial" w:cs="Arial"/>
           <w:b/>
           <w:bCs/>
-          <w:sz w:val="30"/>
-          <w:szCs w:val="30"/>
+          <w:sz w:val="22"/>
+          <w:szCs w:val="22"/>
         </w:rPr>
         <w:t>Group Contribution and Peer Evaluation</w:t>
       </w:r>
@@ -20,6 +25,11 @@
     <w:p>
       <w:pPr>
         <w:spacing w:after="200"/>
+        <w:rPr>
+          <w:rFonts w:ascii="Arial" w:eastAsia="Arial" w:hAnsi="Arial" w:cs="Arial"/>
+          <w:sz w:val="22"/>
+          <w:szCs w:val="22"/>
+        </w:rPr>
       </w:pPr>
       <w:r>
         <w:rPr>
@@ -28,6 +38,24 @@
           <w:szCs w:val="22"/>
         </w:rPr>
         <w:t>Program: Gas and Oil Purchase Calculator</w:t>
+      </w:r>
+    </w:p>
+    <w:p>
+      <w:pPr>
+        <w:spacing w:after="200"/>
+        <w:rPr>
+          <w:rFonts w:ascii="Arial" w:eastAsia="Arial" w:hAnsi="Arial" w:cs="Arial"/>
+          <w:sz w:val="22"/>
+          <w:szCs w:val="22"/>
+        </w:rPr>
+      </w:pPr>
+      <w:r>
+        <w:rPr>
+          <w:rFonts w:ascii="Arial" w:eastAsia="Arial" w:hAnsi="Arial" w:cs="Arial"/>
+          <w:sz w:val="22"/>
+          <w:szCs w:val="22"/>
+        </w:rPr>
+        <w:t>Group: Group 4</w:t>
       </w:r>
     </w:p>
     <w:tbl>
@@ -57,12 +85,6 @@
         <w:gridCol w:w="4180"/>
       </w:tblGrid>
       <w:tr>
-        <w:tblPrEx>
-          <w:tblCellMar>
-            <w:top w:w="0" w:type="dxa"/>
-            <w:bottom w:w="0" w:type="dxa"/>
-          </w:tblCellMar>
-        </w:tblPrEx>
         <w:trPr>
           <w:tblHeader/>
         </w:trPr>
@@ -87,6 +109,11 @@
           <w:p>
             <w:pPr>
               <w:jc w:val="center"/>
+              <w:rPr>
+                <w:rFonts w:ascii="Arial" w:hAnsi="Arial" w:cs="Arial"/>
+                <w:sz w:val="22"/>
+                <w:szCs w:val="22"/>
+              </w:rPr>
             </w:pPr>
           </w:p>
         </w:tc>
@@ -111,6 +138,11 @@
           <w:p>
             <w:pPr>
               <w:jc w:val="center"/>
+              <w:rPr>
+                <w:rFonts w:ascii="Arial" w:hAnsi="Arial" w:cs="Arial"/>
+                <w:sz w:val="22"/>
+                <w:szCs w:val="22"/>
+              </w:rPr>
             </w:pPr>
             <w:r>
               <w:rPr>
@@ -145,6 +177,11 @@
           <w:p>
             <w:pPr>
               <w:jc w:val="center"/>
+              <w:rPr>
+                <w:rFonts w:ascii="Arial" w:hAnsi="Arial" w:cs="Arial"/>
+                <w:sz w:val="22"/>
+                <w:szCs w:val="22"/>
+              </w:rPr>
             </w:pPr>
             <w:r>
               <w:rPr>
@@ -189,6 +226,11 @@
           <w:p>
             <w:pPr>
               <w:jc w:val="center"/>
+              <w:rPr>
+                <w:rFonts w:ascii="Arial" w:hAnsi="Arial" w:cs="Arial"/>
+                <w:sz w:val="22"/>
+                <w:szCs w:val="22"/>
+              </w:rPr>
             </w:pPr>
             <w:r>
               <w:rPr>
@@ -223,6 +265,11 @@
           <w:p>
             <w:pPr>
               <w:jc w:val="center"/>
+              <w:rPr>
+                <w:rFonts w:ascii="Arial" w:hAnsi="Arial" w:cs="Arial"/>
+                <w:sz w:val="22"/>
+                <w:szCs w:val="22"/>
+              </w:rPr>
             </w:pPr>
             <w:r>
               <w:rPr>
@@ -257,6 +304,11 @@
           <w:p>
             <w:pPr>
               <w:jc w:val="center"/>
+              <w:rPr>
+                <w:rFonts w:ascii="Arial" w:hAnsi="Arial" w:cs="Arial"/>
+                <w:sz w:val="22"/>
+                <w:szCs w:val="22"/>
+              </w:rPr>
             </w:pPr>
             <w:r>
               <w:rPr>
@@ -291,6 +343,11 @@
           <w:p>
             <w:pPr>
               <w:jc w:val="center"/>
+              <w:rPr>
+                <w:rFonts w:ascii="Arial" w:hAnsi="Arial" w:cs="Arial"/>
+                <w:sz w:val="22"/>
+                <w:szCs w:val="22"/>
+              </w:rPr>
             </w:pPr>
             <w:r>
               <w:rPr>
@@ -306,12 +363,6 @@
         </w:tc>
       </w:tr>
       <w:tr>
-        <w:tblPrEx>
-          <w:tblCellMar>
-            <w:top w:w="0" w:type="dxa"/>
-            <w:bottom w:w="0" w:type="dxa"/>
-          </w:tblCellMar>
-        </w:tblPrEx>
         <w:tc>
           <w:tcPr>
             <w:tcW w:w="2000" w:type="dxa"/>
@@ -333,6 +384,11 @@
           <w:p>
             <w:pPr>
               <w:jc w:val="center"/>
+              <w:rPr>
+                <w:rFonts w:ascii="Arial" w:hAnsi="Arial" w:cs="Arial"/>
+                <w:sz w:val="22"/>
+                <w:szCs w:val="22"/>
+              </w:rPr>
             </w:pPr>
             <w:r>
               <w:rPr>
@@ -366,6 +422,11 @@
           <w:p>
             <w:pPr>
               <w:jc w:val="center"/>
+              <w:rPr>
+                <w:rFonts w:ascii="Arial" w:hAnsi="Arial" w:cs="Arial"/>
+                <w:sz w:val="22"/>
+                <w:szCs w:val="22"/>
+              </w:rPr>
             </w:pPr>
             <w:r>
               <w:rPr>
@@ -397,76 +458,128 @@
           <w:p>
             <w:pPr>
               <w:jc w:val="center"/>
-            </w:pPr>
-          </w:p>
-        </w:tc>
-        <w:tc>
-          <w:tcPr>
-            <w:tcW w:w="1500" w:type="dxa"/>
-            <w:tcBorders>
-              <w:top w:val="single" w:sz="6" w:space="0" w:color="000000"/>
-              <w:left w:val="single" w:sz="6" w:space="0" w:color="000000"/>
-              <w:bottom w:val="single" w:sz="6" w:space="0" w:color="000000"/>
-              <w:right w:val="single" w:sz="6" w:space="0" w:color="000000"/>
-            </w:tcBorders>
-            <w:tcMar>
-              <w:top w:w="80" w:type="dxa"/>
-              <w:left w:w="100" w:type="dxa"/>
-              <w:bottom w:w="80" w:type="dxa"/>
-              <w:right w:w="100" w:type="dxa"/>
-            </w:tcMar>
-            <w:vAlign w:val="center"/>
-          </w:tcPr>
-          <w:p>
-            <w:pPr>
-              <w:jc w:val="center"/>
-            </w:pPr>
-          </w:p>
-        </w:tc>
-        <w:tc>
-          <w:tcPr>
-            <w:tcW w:w="1500" w:type="dxa"/>
-            <w:tcBorders>
-              <w:top w:val="single" w:sz="6" w:space="0" w:color="000000"/>
-              <w:left w:val="single" w:sz="6" w:space="0" w:color="000000"/>
-              <w:bottom w:val="single" w:sz="6" w:space="0" w:color="000000"/>
-              <w:right w:val="single" w:sz="6" w:space="0" w:color="000000"/>
-            </w:tcBorders>
-            <w:tcMar>
-              <w:top w:w="80" w:type="dxa"/>
-              <w:left w:w="100" w:type="dxa"/>
-              <w:bottom w:w="80" w:type="dxa"/>
-              <w:right w:w="100" w:type="dxa"/>
-            </w:tcMar>
-            <w:vAlign w:val="center"/>
-          </w:tcPr>
-          <w:p>
-            <w:pPr>
-              <w:jc w:val="center"/>
-            </w:pPr>
-          </w:p>
-        </w:tc>
-        <w:tc>
-          <w:tcPr>
-            <w:tcW w:w="1500" w:type="dxa"/>
-            <w:tcBorders>
-              <w:top w:val="single" w:sz="6" w:space="0" w:color="000000"/>
-              <w:left w:val="single" w:sz="6" w:space="0" w:color="000000"/>
-              <w:bottom w:val="single" w:sz="6" w:space="0" w:color="000000"/>
-              <w:right w:val="single" w:sz="6" w:space="0" w:color="000000"/>
-            </w:tcBorders>
-            <w:tcMar>
-              <w:top w:w="80" w:type="dxa"/>
-              <w:left w:w="100" w:type="dxa"/>
-              <w:bottom w:w="80" w:type="dxa"/>
-              <w:right w:w="100" w:type="dxa"/>
-            </w:tcMar>
-            <w:vAlign w:val="center"/>
-          </w:tcPr>
-          <w:p>
-            <w:pPr>
-              <w:jc w:val="center"/>
-            </w:pPr>
+              <w:rPr>
+                <w:rFonts w:ascii="Arial" w:hAnsi="Arial" w:cs="Arial"/>
+                <w:sz w:val="22"/>
+                <w:szCs w:val="22"/>
+              </w:rPr>
+            </w:pPr>
+            <w:r>
+              <w:rPr>
+                <w:rFonts w:ascii="Arial" w:hAnsi="Arial" w:cs="Arial"/>
+                <w:sz w:val="22"/>
+                <w:szCs w:val="22"/>
+              </w:rPr>
+              <w:t>10</w:t>
+            </w:r>
+          </w:p>
+        </w:tc>
+        <w:tc>
+          <w:tcPr>
+            <w:tcW w:w="1500" w:type="dxa"/>
+            <w:tcBorders>
+              <w:top w:val="single" w:sz="6" w:space="0" w:color="000000"/>
+              <w:left w:val="single" w:sz="6" w:space="0" w:color="000000"/>
+              <w:bottom w:val="single" w:sz="6" w:space="0" w:color="000000"/>
+              <w:right w:val="single" w:sz="6" w:space="0" w:color="000000"/>
+            </w:tcBorders>
+            <w:tcMar>
+              <w:top w:w="80" w:type="dxa"/>
+              <w:left w:w="100" w:type="dxa"/>
+              <w:bottom w:w="80" w:type="dxa"/>
+              <w:right w:w="100" w:type="dxa"/>
+            </w:tcMar>
+            <w:vAlign w:val="center"/>
+          </w:tcPr>
+          <w:p>
+            <w:pPr>
+              <w:jc w:val="center"/>
+              <w:rPr>
+                <w:rFonts w:ascii="Arial" w:hAnsi="Arial" w:cs="Arial"/>
+                <w:sz w:val="22"/>
+                <w:szCs w:val="22"/>
+              </w:rPr>
+            </w:pPr>
+            <w:r>
+              <w:rPr>
+                <w:rFonts w:ascii="Arial" w:hAnsi="Arial" w:cs="Arial"/>
+                <w:sz w:val="22"/>
+                <w:szCs w:val="22"/>
+              </w:rPr>
+              <w:t>10</w:t>
+            </w:r>
+          </w:p>
+        </w:tc>
+        <w:tc>
+          <w:tcPr>
+            <w:tcW w:w="1500" w:type="dxa"/>
+            <w:tcBorders>
+              <w:top w:val="single" w:sz="6" w:space="0" w:color="000000"/>
+              <w:left w:val="single" w:sz="6" w:space="0" w:color="000000"/>
+              <w:bottom w:val="single" w:sz="6" w:space="0" w:color="000000"/>
+              <w:right w:val="single" w:sz="6" w:space="0" w:color="000000"/>
+            </w:tcBorders>
+            <w:tcMar>
+              <w:top w:w="80" w:type="dxa"/>
+              <w:left w:w="100" w:type="dxa"/>
+              <w:bottom w:w="80" w:type="dxa"/>
+              <w:right w:w="100" w:type="dxa"/>
+            </w:tcMar>
+            <w:vAlign w:val="center"/>
+          </w:tcPr>
+          <w:p>
+            <w:pPr>
+              <w:jc w:val="center"/>
+              <w:rPr>
+                <w:rFonts w:ascii="Arial" w:hAnsi="Arial" w:cs="Arial"/>
+                <w:sz w:val="22"/>
+                <w:szCs w:val="22"/>
+              </w:rPr>
+            </w:pPr>
+            <w:r>
+              <w:rPr>
+                <w:rFonts w:ascii="Arial" w:hAnsi="Arial" w:cs="Arial"/>
+                <w:sz w:val="22"/>
+                <w:szCs w:val="22"/>
+              </w:rPr>
+              <w:t>10</w:t>
+            </w:r>
+          </w:p>
+        </w:tc>
+        <w:tc>
+          <w:tcPr>
+            <w:tcW w:w="1500" w:type="dxa"/>
+            <w:tcBorders>
+              <w:top w:val="single" w:sz="6" w:space="0" w:color="000000"/>
+              <w:left w:val="single" w:sz="6" w:space="0" w:color="000000"/>
+              <w:bottom w:val="single" w:sz="6" w:space="0" w:color="000000"/>
+              <w:right w:val="single" w:sz="6" w:space="0" w:color="000000"/>
+            </w:tcBorders>
+            <w:tcMar>
+              <w:top w:w="80" w:type="dxa"/>
+              <w:left w:w="100" w:type="dxa"/>
+              <w:bottom w:w="80" w:type="dxa"/>
+              <w:right w:w="100" w:type="dxa"/>
+            </w:tcMar>
+            <w:vAlign w:val="center"/>
+          </w:tcPr>
+          <w:p>
+            <w:pPr>
+              <w:jc w:val="center"/>
+              <w:rPr>
+                <w:rFonts w:ascii="Arial" w:hAnsi="Arial" w:cs="Arial"/>
+                <w:sz w:val="22"/>
+                <w:szCs w:val="22"/>
+              </w:rPr>
+            </w:pPr>
+            <w:r>
+              <w:rPr>
+                <w:rFonts w:ascii="Arial" w:hAnsi="Arial" w:cs="Arial"/>
+                <w:sz w:val="22"/>
+                <w:szCs w:val="22"/>
+              </w:rPr>
+              <w:t>10</w:t>
+            </w:r>
           </w:p>
         </w:tc>
         <w:tc>
@@ -493,6 +606,11 @@
                 <w:ilvl w:val="0"/>
                 <w:numId w:val="2"/>
               </w:numPr>
+              <w:rPr>
+                <w:rFonts w:ascii="Arial" w:hAnsi="Arial" w:cs="Arial"/>
+                <w:sz w:val="22"/>
+                <w:szCs w:val="22"/>
+              </w:rPr>
             </w:pPr>
             <w:r>
               <w:rPr>
@@ -500,7 +618,39 @@
                 <w:sz w:val="22"/>
                 <w:szCs w:val="22"/>
               </w:rPr>
-              <w:t>Wrote the first full version of the program</w:t>
+              <w:t>W</w:t>
+            </w:r>
+            <w:r>
+              <w:rPr>
+                <w:rFonts w:ascii="Arial" w:eastAsia="Arial" w:hAnsi="Arial" w:cs="Arial"/>
+                <w:sz w:val="22"/>
+                <w:szCs w:val="22"/>
+              </w:rPr>
+              <w:t xml:space="preserve">orked on </w:t>
+            </w:r>
+            <w:r>
+              <w:rPr>
+                <w:rFonts w:ascii="Arial" w:eastAsia="Arial" w:hAnsi="Arial" w:cs="Arial"/>
+                <w:sz w:val="22"/>
+                <w:szCs w:val="22"/>
+              </w:rPr>
+              <w:t>both the oil</w:t>
+            </w:r>
+            <w:r>
+              <w:rPr>
+                <w:rFonts w:ascii="Arial" w:eastAsia="Arial" w:hAnsi="Arial" w:cs="Arial"/>
+                <w:sz w:val="22"/>
+                <w:szCs w:val="22"/>
+              </w:rPr>
+              <w:t xml:space="preserve"> and gas branches</w:t>
+            </w:r>
+            <w:r>
+              <w:rPr>
+                <w:rFonts w:ascii="Arial" w:eastAsia="Arial" w:hAnsi="Arial" w:cs="Arial"/>
+                <w:sz w:val="22"/>
+                <w:szCs w:val="22"/>
+              </w:rPr>
+              <w:t xml:space="preserve"> of the code</w:t>
             </w:r>
           </w:p>
           <w:p>
@@ -510,25 +660,40 @@
                 <w:ilvl w:val="0"/>
                 <w:numId w:val="2"/>
               </w:numPr>
-            </w:pPr>
-            <w:r>
-              <w:rPr>
-                <w:rFonts w:ascii="Arial" w:eastAsia="Arial" w:hAnsi="Arial" w:cs="Arial"/>
-                <w:sz w:val="22"/>
-                <w:szCs w:val="22"/>
-              </w:rPr>
-              <w:t>Worked on the oil branch</w:t>
+              <w:rPr>
+                <w:rFonts w:ascii="Arial" w:hAnsi="Arial" w:cs="Arial"/>
+                <w:sz w:val="22"/>
+                <w:szCs w:val="22"/>
+              </w:rPr>
+            </w:pPr>
+            <w:r>
+              <w:rPr>
+                <w:rFonts w:ascii="Arial" w:hAnsi="Arial" w:cs="Arial"/>
+                <w:sz w:val="22"/>
+                <w:szCs w:val="22"/>
+              </w:rPr>
+              <w:t>Sanitized</w:t>
+            </w:r>
+            <w:r>
+              <w:rPr>
+                <w:rFonts w:ascii="Arial" w:hAnsi="Arial" w:cs="Arial"/>
+                <w:sz w:val="22"/>
+                <w:szCs w:val="22"/>
+              </w:rPr>
+              <w:t xml:space="preserve"> the input</w:t>
+            </w:r>
+            <w:r>
+              <w:rPr>
+                <w:rFonts w:ascii="Arial" w:hAnsi="Arial" w:cs="Arial"/>
+                <w:sz w:val="22"/>
+                <w:szCs w:val="22"/>
+              </w:rPr>
+              <w:t>s</w:t>
             </w:r>
           </w:p>
         </w:tc>
       </w:tr>
       <w:tr>
-        <w:tblPrEx>
-          <w:tblCellMar>
-            <w:top w:w="0" w:type="dxa"/>
-            <w:bottom w:w="0" w:type="dxa"/>
-          </w:tblCellMar>
-        </w:tblPrEx>
         <w:tc>
           <w:tcPr>
             <w:tcW w:w="2000" w:type="dxa"/>
@@ -550,6 +715,11 @@
           <w:p>
             <w:pPr>
               <w:jc w:val="center"/>
+              <w:rPr>
+                <w:rFonts w:ascii="Arial" w:hAnsi="Arial" w:cs="Arial"/>
+                <w:sz w:val="22"/>
+                <w:szCs w:val="22"/>
+              </w:rPr>
             </w:pPr>
             <w:r>
               <w:rPr>
@@ -583,29 +753,47 @@
           <w:p>
             <w:pPr>
               <w:jc w:val="center"/>
-            </w:pPr>
-          </w:p>
-        </w:tc>
-        <w:tc>
-          <w:tcPr>
-            <w:tcW w:w="1500" w:type="dxa"/>
-            <w:tcBorders>
-              <w:top w:val="single" w:sz="6" w:space="0" w:color="000000"/>
-              <w:left w:val="single" w:sz="6" w:space="0" w:color="000000"/>
-              <w:bottom w:val="single" w:sz="6" w:space="0" w:color="000000"/>
-              <w:right w:val="single" w:sz="6" w:space="0" w:color="000000"/>
-            </w:tcBorders>
-            <w:tcMar>
-              <w:top w:w="80" w:type="dxa"/>
-              <w:left w:w="100" w:type="dxa"/>
-              <w:bottom w:w="80" w:type="dxa"/>
-              <w:right w:w="100" w:type="dxa"/>
-            </w:tcMar>
-            <w:vAlign w:val="center"/>
-          </w:tcPr>
-          <w:p>
-            <w:pPr>
-              <w:jc w:val="center"/>
+              <w:rPr>
+                <w:rFonts w:ascii="Arial" w:hAnsi="Arial" w:cs="Arial"/>
+                <w:sz w:val="22"/>
+                <w:szCs w:val="22"/>
+              </w:rPr>
+            </w:pPr>
+            <w:r>
+              <w:rPr>
+                <w:rFonts w:ascii="Arial" w:hAnsi="Arial" w:cs="Arial"/>
+                <w:sz w:val="22"/>
+                <w:szCs w:val="22"/>
+              </w:rPr>
+              <w:t>10</w:t>
+            </w:r>
+          </w:p>
+        </w:tc>
+        <w:tc>
+          <w:tcPr>
+            <w:tcW w:w="1500" w:type="dxa"/>
+            <w:tcBorders>
+              <w:top w:val="single" w:sz="6" w:space="0" w:color="000000"/>
+              <w:left w:val="single" w:sz="6" w:space="0" w:color="000000"/>
+              <w:bottom w:val="single" w:sz="6" w:space="0" w:color="000000"/>
+              <w:right w:val="single" w:sz="6" w:space="0" w:color="000000"/>
+            </w:tcBorders>
+            <w:tcMar>
+              <w:top w:w="80" w:type="dxa"/>
+              <w:left w:w="100" w:type="dxa"/>
+              <w:bottom w:w="80" w:type="dxa"/>
+              <w:right w:w="100" w:type="dxa"/>
+            </w:tcMar>
+            <w:vAlign w:val="center"/>
+          </w:tcPr>
+          <w:p>
+            <w:pPr>
+              <w:jc w:val="center"/>
+              <w:rPr>
+                <w:rFonts w:ascii="Arial" w:hAnsi="Arial" w:cs="Arial"/>
+                <w:sz w:val="22"/>
+                <w:szCs w:val="22"/>
+              </w:rPr>
             </w:pPr>
             <w:r>
               <w:rPr>
@@ -637,53 +825,92 @@
           <w:p>
             <w:pPr>
               <w:jc w:val="center"/>
-            </w:pPr>
-          </w:p>
-        </w:tc>
-        <w:tc>
-          <w:tcPr>
-            <w:tcW w:w="1500" w:type="dxa"/>
-            <w:tcBorders>
-              <w:top w:val="single" w:sz="6" w:space="0" w:color="000000"/>
-              <w:left w:val="single" w:sz="6" w:space="0" w:color="000000"/>
-              <w:bottom w:val="single" w:sz="6" w:space="0" w:color="000000"/>
-              <w:right w:val="single" w:sz="6" w:space="0" w:color="000000"/>
-            </w:tcBorders>
-            <w:tcMar>
-              <w:top w:w="80" w:type="dxa"/>
-              <w:left w:w="100" w:type="dxa"/>
-              <w:bottom w:w="80" w:type="dxa"/>
-              <w:right w:w="100" w:type="dxa"/>
-            </w:tcMar>
-            <w:vAlign w:val="center"/>
-          </w:tcPr>
-          <w:p>
-            <w:pPr>
-              <w:jc w:val="center"/>
-            </w:pPr>
-          </w:p>
-        </w:tc>
-        <w:tc>
-          <w:tcPr>
-            <w:tcW w:w="1500" w:type="dxa"/>
-            <w:tcBorders>
-              <w:top w:val="single" w:sz="6" w:space="0" w:color="000000"/>
-              <w:left w:val="single" w:sz="6" w:space="0" w:color="000000"/>
-              <w:bottom w:val="single" w:sz="6" w:space="0" w:color="000000"/>
-              <w:right w:val="single" w:sz="6" w:space="0" w:color="000000"/>
-            </w:tcBorders>
-            <w:tcMar>
-              <w:top w:w="80" w:type="dxa"/>
-              <w:left w:w="100" w:type="dxa"/>
-              <w:bottom w:w="80" w:type="dxa"/>
-              <w:right w:w="100" w:type="dxa"/>
-            </w:tcMar>
-            <w:vAlign w:val="center"/>
-          </w:tcPr>
-          <w:p>
-            <w:pPr>
-              <w:jc w:val="center"/>
-            </w:pPr>
+              <w:rPr>
+                <w:rFonts w:ascii="Arial" w:hAnsi="Arial" w:cs="Arial"/>
+                <w:sz w:val="22"/>
+                <w:szCs w:val="22"/>
+              </w:rPr>
+            </w:pPr>
+            <w:r>
+              <w:rPr>
+                <w:rFonts w:ascii="Arial" w:hAnsi="Arial" w:cs="Arial"/>
+                <w:sz w:val="22"/>
+                <w:szCs w:val="22"/>
+              </w:rPr>
+              <w:t>10</w:t>
+            </w:r>
+          </w:p>
+        </w:tc>
+        <w:tc>
+          <w:tcPr>
+            <w:tcW w:w="1500" w:type="dxa"/>
+            <w:tcBorders>
+              <w:top w:val="single" w:sz="6" w:space="0" w:color="000000"/>
+              <w:left w:val="single" w:sz="6" w:space="0" w:color="000000"/>
+              <w:bottom w:val="single" w:sz="6" w:space="0" w:color="000000"/>
+              <w:right w:val="single" w:sz="6" w:space="0" w:color="000000"/>
+            </w:tcBorders>
+            <w:tcMar>
+              <w:top w:w="80" w:type="dxa"/>
+              <w:left w:w="100" w:type="dxa"/>
+              <w:bottom w:w="80" w:type="dxa"/>
+              <w:right w:w="100" w:type="dxa"/>
+            </w:tcMar>
+            <w:vAlign w:val="center"/>
+          </w:tcPr>
+          <w:p>
+            <w:pPr>
+              <w:jc w:val="center"/>
+              <w:rPr>
+                <w:rFonts w:ascii="Arial" w:hAnsi="Arial" w:cs="Arial"/>
+                <w:sz w:val="22"/>
+                <w:szCs w:val="22"/>
+              </w:rPr>
+            </w:pPr>
+            <w:r>
+              <w:rPr>
+                <w:rFonts w:ascii="Arial" w:hAnsi="Arial" w:cs="Arial"/>
+                <w:sz w:val="22"/>
+                <w:szCs w:val="22"/>
+              </w:rPr>
+              <w:t>10</w:t>
+            </w:r>
+          </w:p>
+        </w:tc>
+        <w:tc>
+          <w:tcPr>
+            <w:tcW w:w="1500" w:type="dxa"/>
+            <w:tcBorders>
+              <w:top w:val="single" w:sz="6" w:space="0" w:color="000000"/>
+              <w:left w:val="single" w:sz="6" w:space="0" w:color="000000"/>
+              <w:bottom w:val="single" w:sz="6" w:space="0" w:color="000000"/>
+              <w:right w:val="single" w:sz="6" w:space="0" w:color="000000"/>
+            </w:tcBorders>
+            <w:tcMar>
+              <w:top w:w="80" w:type="dxa"/>
+              <w:left w:w="100" w:type="dxa"/>
+              <w:bottom w:w="80" w:type="dxa"/>
+              <w:right w:w="100" w:type="dxa"/>
+            </w:tcMar>
+            <w:vAlign w:val="center"/>
+          </w:tcPr>
+          <w:p>
+            <w:pPr>
+              <w:jc w:val="center"/>
+              <w:rPr>
+                <w:rFonts w:ascii="Arial" w:hAnsi="Arial" w:cs="Arial"/>
+                <w:sz w:val="22"/>
+                <w:szCs w:val="22"/>
+              </w:rPr>
+            </w:pPr>
+            <w:r>
+              <w:rPr>
+                <w:rFonts w:ascii="Arial" w:hAnsi="Arial" w:cs="Arial"/>
+                <w:sz w:val="22"/>
+                <w:szCs w:val="22"/>
+              </w:rPr>
+              <w:t>10</w:t>
+            </w:r>
           </w:p>
         </w:tc>
         <w:tc>
@@ -710,6 +937,11 @@
                 <w:ilvl w:val="0"/>
                 <w:numId w:val="2"/>
               </w:numPr>
+              <w:rPr>
+                <w:rFonts w:ascii="Arial" w:hAnsi="Arial" w:cs="Arial"/>
+                <w:sz w:val="22"/>
+                <w:szCs w:val="22"/>
+              </w:rPr>
             </w:pPr>
             <w:r>
               <w:rPr>
@@ -727,6 +959,11 @@
                 <w:ilvl w:val="0"/>
                 <w:numId w:val="2"/>
               </w:numPr>
+              <w:rPr>
+                <w:rFonts w:ascii="Arial" w:hAnsi="Arial" w:cs="Arial"/>
+                <w:sz w:val="22"/>
+                <w:szCs w:val="22"/>
+              </w:rPr>
             </w:pPr>
             <w:r>
               <w:rPr>
@@ -740,12 +977,6 @@
         </w:tc>
       </w:tr>
       <w:tr>
-        <w:tblPrEx>
-          <w:tblCellMar>
-            <w:top w:w="0" w:type="dxa"/>
-            <w:bottom w:w="0" w:type="dxa"/>
-          </w:tblCellMar>
-        </w:tblPrEx>
         <w:tc>
           <w:tcPr>
             <w:tcW w:w="2000" w:type="dxa"/>
@@ -767,6 +998,11 @@
           <w:p>
             <w:pPr>
               <w:jc w:val="center"/>
+              <w:rPr>
+                <w:rFonts w:ascii="Arial" w:hAnsi="Arial" w:cs="Arial"/>
+                <w:sz w:val="22"/>
+                <w:szCs w:val="22"/>
+              </w:rPr>
             </w:pPr>
             <w:r>
               <w:rPr>
@@ -800,52 +1036,83 @@
           <w:p>
             <w:pPr>
               <w:jc w:val="center"/>
-            </w:pPr>
-          </w:p>
-        </w:tc>
-        <w:tc>
-          <w:tcPr>
-            <w:tcW w:w="1500" w:type="dxa"/>
-            <w:tcBorders>
-              <w:top w:val="single" w:sz="6" w:space="0" w:color="000000"/>
-              <w:left w:val="single" w:sz="6" w:space="0" w:color="000000"/>
-              <w:bottom w:val="single" w:sz="6" w:space="0" w:color="000000"/>
-              <w:right w:val="single" w:sz="6" w:space="0" w:color="000000"/>
-            </w:tcBorders>
-            <w:tcMar>
-              <w:top w:w="80" w:type="dxa"/>
-              <w:left w:w="100" w:type="dxa"/>
-              <w:bottom w:w="80" w:type="dxa"/>
-              <w:right w:w="100" w:type="dxa"/>
-            </w:tcMar>
-            <w:vAlign w:val="center"/>
-          </w:tcPr>
-          <w:p>
-            <w:pPr>
-              <w:jc w:val="center"/>
-            </w:pPr>
-          </w:p>
-        </w:tc>
-        <w:tc>
-          <w:tcPr>
-            <w:tcW w:w="1500" w:type="dxa"/>
-            <w:tcBorders>
-              <w:top w:val="single" w:sz="6" w:space="0" w:color="000000"/>
-              <w:left w:val="single" w:sz="6" w:space="0" w:color="000000"/>
-              <w:bottom w:val="single" w:sz="6" w:space="0" w:color="000000"/>
-              <w:right w:val="single" w:sz="6" w:space="0" w:color="000000"/>
-            </w:tcBorders>
-            <w:tcMar>
-              <w:top w:w="80" w:type="dxa"/>
-              <w:left w:w="100" w:type="dxa"/>
-              <w:bottom w:w="80" w:type="dxa"/>
-              <w:right w:w="100" w:type="dxa"/>
-            </w:tcMar>
-            <w:vAlign w:val="center"/>
-          </w:tcPr>
-          <w:p>
-            <w:pPr>
-              <w:jc w:val="center"/>
+              <w:rPr>
+                <w:rFonts w:ascii="Arial" w:hAnsi="Arial" w:cs="Arial"/>
+                <w:sz w:val="22"/>
+                <w:szCs w:val="22"/>
+              </w:rPr>
+            </w:pPr>
+            <w:r>
+              <w:rPr>
+                <w:rFonts w:ascii="Arial" w:hAnsi="Arial" w:cs="Arial"/>
+                <w:sz w:val="22"/>
+                <w:szCs w:val="22"/>
+              </w:rPr>
+              <w:t>10</w:t>
+            </w:r>
+          </w:p>
+        </w:tc>
+        <w:tc>
+          <w:tcPr>
+            <w:tcW w:w="1500" w:type="dxa"/>
+            <w:tcBorders>
+              <w:top w:val="single" w:sz="6" w:space="0" w:color="000000"/>
+              <w:left w:val="single" w:sz="6" w:space="0" w:color="000000"/>
+              <w:bottom w:val="single" w:sz="6" w:space="0" w:color="000000"/>
+              <w:right w:val="single" w:sz="6" w:space="0" w:color="000000"/>
+            </w:tcBorders>
+            <w:tcMar>
+              <w:top w:w="80" w:type="dxa"/>
+              <w:left w:w="100" w:type="dxa"/>
+              <w:bottom w:w="80" w:type="dxa"/>
+              <w:right w:w="100" w:type="dxa"/>
+            </w:tcMar>
+            <w:vAlign w:val="center"/>
+          </w:tcPr>
+          <w:p>
+            <w:pPr>
+              <w:jc w:val="center"/>
+              <w:rPr>
+                <w:rFonts w:ascii="Arial" w:hAnsi="Arial" w:cs="Arial"/>
+                <w:sz w:val="22"/>
+                <w:szCs w:val="22"/>
+              </w:rPr>
+            </w:pPr>
+            <w:r>
+              <w:rPr>
+                <w:rFonts w:ascii="Arial" w:hAnsi="Arial" w:cs="Arial"/>
+                <w:sz w:val="22"/>
+                <w:szCs w:val="22"/>
+              </w:rPr>
+              <w:t>10</w:t>
+            </w:r>
+          </w:p>
+        </w:tc>
+        <w:tc>
+          <w:tcPr>
+            <w:tcW w:w="1500" w:type="dxa"/>
+            <w:tcBorders>
+              <w:top w:val="single" w:sz="6" w:space="0" w:color="000000"/>
+              <w:left w:val="single" w:sz="6" w:space="0" w:color="000000"/>
+              <w:bottom w:val="single" w:sz="6" w:space="0" w:color="000000"/>
+              <w:right w:val="single" w:sz="6" w:space="0" w:color="000000"/>
+            </w:tcBorders>
+            <w:tcMar>
+              <w:top w:w="80" w:type="dxa"/>
+              <w:left w:w="100" w:type="dxa"/>
+              <w:bottom w:w="80" w:type="dxa"/>
+              <w:right w:w="100" w:type="dxa"/>
+            </w:tcMar>
+            <w:vAlign w:val="center"/>
+          </w:tcPr>
+          <w:p>
+            <w:pPr>
+              <w:jc w:val="center"/>
+              <w:rPr>
+                <w:rFonts w:ascii="Arial" w:hAnsi="Arial" w:cs="Arial"/>
+                <w:sz w:val="22"/>
+                <w:szCs w:val="22"/>
+              </w:rPr>
             </w:pPr>
             <w:r>
               <w:rPr>
@@ -877,30 +1144,56 @@
           <w:p>
             <w:pPr>
               <w:jc w:val="center"/>
-            </w:pPr>
-          </w:p>
-        </w:tc>
-        <w:tc>
-          <w:tcPr>
-            <w:tcW w:w="1500" w:type="dxa"/>
-            <w:tcBorders>
-              <w:top w:val="single" w:sz="6" w:space="0" w:color="000000"/>
-              <w:left w:val="single" w:sz="6" w:space="0" w:color="000000"/>
-              <w:bottom w:val="single" w:sz="6" w:space="0" w:color="000000"/>
-              <w:right w:val="single" w:sz="6" w:space="0" w:color="000000"/>
-            </w:tcBorders>
-            <w:tcMar>
-              <w:top w:w="80" w:type="dxa"/>
-              <w:left w:w="100" w:type="dxa"/>
-              <w:bottom w:w="80" w:type="dxa"/>
-              <w:right w:w="100" w:type="dxa"/>
-            </w:tcMar>
-            <w:vAlign w:val="center"/>
-          </w:tcPr>
-          <w:p>
-            <w:pPr>
-              <w:jc w:val="center"/>
-            </w:pPr>
+              <w:rPr>
+                <w:rFonts w:ascii="Arial" w:hAnsi="Arial" w:cs="Arial"/>
+                <w:sz w:val="22"/>
+                <w:szCs w:val="22"/>
+              </w:rPr>
+            </w:pPr>
+            <w:r>
+              <w:rPr>
+                <w:rFonts w:ascii="Arial" w:hAnsi="Arial" w:cs="Arial"/>
+                <w:sz w:val="22"/>
+                <w:szCs w:val="22"/>
+              </w:rPr>
+              <w:t>10</w:t>
+            </w:r>
+          </w:p>
+        </w:tc>
+        <w:tc>
+          <w:tcPr>
+            <w:tcW w:w="1500" w:type="dxa"/>
+            <w:tcBorders>
+              <w:top w:val="single" w:sz="6" w:space="0" w:color="000000"/>
+              <w:left w:val="single" w:sz="6" w:space="0" w:color="000000"/>
+              <w:bottom w:val="single" w:sz="6" w:space="0" w:color="000000"/>
+              <w:right w:val="single" w:sz="6" w:space="0" w:color="000000"/>
+            </w:tcBorders>
+            <w:tcMar>
+              <w:top w:w="80" w:type="dxa"/>
+              <w:left w:w="100" w:type="dxa"/>
+              <w:bottom w:w="80" w:type="dxa"/>
+              <w:right w:w="100" w:type="dxa"/>
+            </w:tcMar>
+            <w:vAlign w:val="center"/>
+          </w:tcPr>
+          <w:p>
+            <w:pPr>
+              <w:jc w:val="center"/>
+              <w:rPr>
+                <w:rFonts w:ascii="Arial" w:hAnsi="Arial" w:cs="Arial"/>
+                <w:sz w:val="22"/>
+                <w:szCs w:val="22"/>
+              </w:rPr>
+            </w:pPr>
+            <w:r>
+              <w:rPr>
+                <w:rFonts w:ascii="Arial" w:hAnsi="Arial" w:cs="Arial"/>
+                <w:sz w:val="22"/>
+                <w:szCs w:val="22"/>
+              </w:rPr>
+              <w:t>10</w:t>
+            </w:r>
           </w:p>
         </w:tc>
         <w:tc>
@@ -927,6 +1220,11 @@
                 <w:ilvl w:val="0"/>
                 <w:numId w:val="2"/>
               </w:numPr>
+              <w:rPr>
+                <w:rFonts w:ascii="Arial" w:hAnsi="Arial" w:cs="Arial"/>
+                <w:sz w:val="22"/>
+                <w:szCs w:val="22"/>
+              </w:rPr>
             </w:pPr>
             <w:r>
               <w:rPr>
@@ -934,18 +1232,36 @@
                 <w:sz w:val="22"/>
                 <w:szCs w:val="22"/>
               </w:rPr>
-              <w:t>Worked on input/output separators and print statements</w:t>
+              <w:t xml:space="preserve">Worked on </w:t>
+            </w:r>
+            <w:r>
+              <w:rPr>
+                <w:rFonts w:ascii="Arial" w:eastAsia="Arial" w:hAnsi="Arial" w:cs="Arial"/>
+                <w:sz w:val="22"/>
+                <w:szCs w:val="22"/>
+              </w:rPr>
+              <w:t xml:space="preserve">print </w:t>
+            </w:r>
+            <w:r>
+              <w:rPr>
+                <w:rFonts w:ascii="Arial" w:eastAsia="Arial" w:hAnsi="Arial" w:cs="Arial"/>
+                <w:sz w:val="22"/>
+                <w:szCs w:val="22"/>
+              </w:rPr>
+              <w:t>statements</w:t>
+            </w:r>
+            <w:r>
+              <w:rPr>
+                <w:rFonts w:ascii="Arial" w:eastAsia="Arial" w:hAnsi="Arial" w:cs="Arial"/>
+                <w:sz w:val="22"/>
+                <w:szCs w:val="22"/>
+              </w:rPr>
+              <w:t xml:space="preserve"> and separators</w:t>
             </w:r>
           </w:p>
         </w:tc>
       </w:tr>
       <w:tr>
-        <w:tblPrEx>
-          <w:tblCellMar>
-            <w:top w:w="0" w:type="dxa"/>
-            <w:bottom w:w="0" w:type="dxa"/>
-          </w:tblCellMar>
-        </w:tblPrEx>
         <w:tc>
           <w:tcPr>
             <w:tcW w:w="2000" w:type="dxa"/>
@@ -967,6 +1283,11 @@
           <w:p>
             <w:pPr>
               <w:jc w:val="center"/>
+              <w:rPr>
+                <w:rFonts w:ascii="Arial" w:hAnsi="Arial" w:cs="Arial"/>
+                <w:sz w:val="22"/>
+                <w:szCs w:val="22"/>
+              </w:rPr>
             </w:pPr>
             <w:r>
               <w:rPr>
@@ -1000,75 +1321,119 @@
           <w:p>
             <w:pPr>
               <w:jc w:val="center"/>
-            </w:pPr>
-          </w:p>
-        </w:tc>
-        <w:tc>
-          <w:tcPr>
-            <w:tcW w:w="1500" w:type="dxa"/>
-            <w:tcBorders>
-              <w:top w:val="single" w:sz="6" w:space="0" w:color="000000"/>
-              <w:left w:val="single" w:sz="6" w:space="0" w:color="000000"/>
-              <w:bottom w:val="single" w:sz="6" w:space="0" w:color="000000"/>
-              <w:right w:val="single" w:sz="6" w:space="0" w:color="000000"/>
-            </w:tcBorders>
-            <w:tcMar>
-              <w:top w:w="80" w:type="dxa"/>
-              <w:left w:w="100" w:type="dxa"/>
-              <w:bottom w:w="80" w:type="dxa"/>
-              <w:right w:w="100" w:type="dxa"/>
-            </w:tcMar>
-            <w:vAlign w:val="center"/>
-          </w:tcPr>
-          <w:p>
-            <w:pPr>
-              <w:jc w:val="center"/>
-            </w:pPr>
-          </w:p>
-        </w:tc>
-        <w:tc>
-          <w:tcPr>
-            <w:tcW w:w="1500" w:type="dxa"/>
-            <w:tcBorders>
-              <w:top w:val="single" w:sz="6" w:space="0" w:color="000000"/>
-              <w:left w:val="single" w:sz="6" w:space="0" w:color="000000"/>
-              <w:bottom w:val="single" w:sz="6" w:space="0" w:color="000000"/>
-              <w:right w:val="single" w:sz="6" w:space="0" w:color="000000"/>
-            </w:tcBorders>
-            <w:tcMar>
-              <w:top w:w="80" w:type="dxa"/>
-              <w:left w:w="100" w:type="dxa"/>
-              <w:bottom w:w="80" w:type="dxa"/>
-              <w:right w:w="100" w:type="dxa"/>
-            </w:tcMar>
-            <w:vAlign w:val="center"/>
-          </w:tcPr>
-          <w:p>
-            <w:pPr>
-              <w:jc w:val="center"/>
-            </w:pPr>
-          </w:p>
-        </w:tc>
-        <w:tc>
-          <w:tcPr>
-            <w:tcW w:w="1500" w:type="dxa"/>
-            <w:tcBorders>
-              <w:top w:val="single" w:sz="6" w:space="0" w:color="000000"/>
-              <w:left w:val="single" w:sz="6" w:space="0" w:color="000000"/>
-              <w:bottom w:val="single" w:sz="6" w:space="0" w:color="000000"/>
-              <w:right w:val="single" w:sz="6" w:space="0" w:color="000000"/>
-            </w:tcBorders>
-            <w:tcMar>
-              <w:top w:w="80" w:type="dxa"/>
-              <w:left w:w="100" w:type="dxa"/>
-              <w:bottom w:w="80" w:type="dxa"/>
-              <w:right w:w="100" w:type="dxa"/>
-            </w:tcMar>
-            <w:vAlign w:val="center"/>
-          </w:tcPr>
-          <w:p>
-            <w:pPr>
-              <w:jc w:val="center"/>
+              <w:rPr>
+                <w:rFonts w:ascii="Arial" w:hAnsi="Arial" w:cs="Arial"/>
+                <w:sz w:val="22"/>
+                <w:szCs w:val="22"/>
+              </w:rPr>
+            </w:pPr>
+            <w:r>
+              <w:rPr>
+                <w:rFonts w:ascii="Arial" w:hAnsi="Arial" w:cs="Arial"/>
+                <w:sz w:val="22"/>
+                <w:szCs w:val="22"/>
+              </w:rPr>
+              <w:t>10</w:t>
+            </w:r>
+          </w:p>
+        </w:tc>
+        <w:tc>
+          <w:tcPr>
+            <w:tcW w:w="1500" w:type="dxa"/>
+            <w:tcBorders>
+              <w:top w:val="single" w:sz="6" w:space="0" w:color="000000"/>
+              <w:left w:val="single" w:sz="6" w:space="0" w:color="000000"/>
+              <w:bottom w:val="single" w:sz="6" w:space="0" w:color="000000"/>
+              <w:right w:val="single" w:sz="6" w:space="0" w:color="000000"/>
+            </w:tcBorders>
+            <w:tcMar>
+              <w:top w:w="80" w:type="dxa"/>
+              <w:left w:w="100" w:type="dxa"/>
+              <w:bottom w:w="80" w:type="dxa"/>
+              <w:right w:w="100" w:type="dxa"/>
+            </w:tcMar>
+            <w:vAlign w:val="center"/>
+          </w:tcPr>
+          <w:p>
+            <w:pPr>
+              <w:jc w:val="center"/>
+              <w:rPr>
+                <w:rFonts w:ascii="Arial" w:hAnsi="Arial" w:cs="Arial"/>
+                <w:sz w:val="22"/>
+                <w:szCs w:val="22"/>
+              </w:rPr>
+            </w:pPr>
+            <w:r>
+              <w:rPr>
+                <w:rFonts w:ascii="Arial" w:hAnsi="Arial" w:cs="Arial"/>
+                <w:sz w:val="22"/>
+                <w:szCs w:val="22"/>
+              </w:rPr>
+              <w:t>10</w:t>
+            </w:r>
+          </w:p>
+        </w:tc>
+        <w:tc>
+          <w:tcPr>
+            <w:tcW w:w="1500" w:type="dxa"/>
+            <w:tcBorders>
+              <w:top w:val="single" w:sz="6" w:space="0" w:color="000000"/>
+              <w:left w:val="single" w:sz="6" w:space="0" w:color="000000"/>
+              <w:bottom w:val="single" w:sz="6" w:space="0" w:color="000000"/>
+              <w:right w:val="single" w:sz="6" w:space="0" w:color="000000"/>
+            </w:tcBorders>
+            <w:tcMar>
+              <w:top w:w="80" w:type="dxa"/>
+              <w:left w:w="100" w:type="dxa"/>
+              <w:bottom w:w="80" w:type="dxa"/>
+              <w:right w:w="100" w:type="dxa"/>
+            </w:tcMar>
+            <w:vAlign w:val="center"/>
+          </w:tcPr>
+          <w:p>
+            <w:pPr>
+              <w:jc w:val="center"/>
+              <w:rPr>
+                <w:rFonts w:ascii="Arial" w:hAnsi="Arial" w:cs="Arial"/>
+                <w:sz w:val="22"/>
+                <w:szCs w:val="22"/>
+              </w:rPr>
+            </w:pPr>
+            <w:r>
+              <w:rPr>
+                <w:rFonts w:ascii="Arial" w:hAnsi="Arial" w:cs="Arial"/>
+                <w:sz w:val="22"/>
+                <w:szCs w:val="22"/>
+              </w:rPr>
+              <w:t>10</w:t>
+            </w:r>
+          </w:p>
+        </w:tc>
+        <w:tc>
+          <w:tcPr>
+            <w:tcW w:w="1500" w:type="dxa"/>
+            <w:tcBorders>
+              <w:top w:val="single" w:sz="6" w:space="0" w:color="000000"/>
+              <w:left w:val="single" w:sz="6" w:space="0" w:color="000000"/>
+              <w:bottom w:val="single" w:sz="6" w:space="0" w:color="000000"/>
+              <w:right w:val="single" w:sz="6" w:space="0" w:color="000000"/>
+            </w:tcBorders>
+            <w:tcMar>
+              <w:top w:w="80" w:type="dxa"/>
+              <w:left w:w="100" w:type="dxa"/>
+              <w:bottom w:w="80" w:type="dxa"/>
+              <w:right w:w="100" w:type="dxa"/>
+            </w:tcMar>
+            <w:vAlign w:val="center"/>
+          </w:tcPr>
+          <w:p>
+            <w:pPr>
+              <w:jc w:val="center"/>
+              <w:rPr>
+                <w:rFonts w:ascii="Arial" w:hAnsi="Arial" w:cs="Arial"/>
+                <w:sz w:val="22"/>
+                <w:szCs w:val="22"/>
+              </w:rPr>
             </w:pPr>
             <w:r>
               <w:rPr>
@@ -1100,7 +1465,20 @@
           <w:p>
             <w:pPr>
               <w:jc w:val="center"/>
-            </w:pPr>
+              <w:rPr>
+                <w:rFonts w:ascii="Arial" w:hAnsi="Arial" w:cs="Arial"/>
+                <w:sz w:val="22"/>
+                <w:szCs w:val="22"/>
+              </w:rPr>
+            </w:pPr>
+            <w:r>
+              <w:rPr>
+                <w:rFonts w:ascii="Arial" w:hAnsi="Arial" w:cs="Arial"/>
+                <w:sz w:val="22"/>
+                <w:szCs w:val="22"/>
+              </w:rPr>
+              <w:t>10</w:t>
+            </w:r>
           </w:p>
         </w:tc>
         <w:tc>
@@ -1127,6 +1505,11 @@
                 <w:ilvl w:val="0"/>
                 <w:numId w:val="2"/>
               </w:numPr>
+              <w:rPr>
+                <w:rFonts w:ascii="Arial" w:hAnsi="Arial" w:cs="Arial"/>
+                <w:sz w:val="22"/>
+                <w:szCs w:val="22"/>
+              </w:rPr>
             </w:pPr>
             <w:r>
               <w:rPr>
@@ -1140,12 +1523,6 @@
         </w:tc>
       </w:tr>
       <w:tr>
-        <w:tblPrEx>
-          <w:tblCellMar>
-            <w:top w:w="0" w:type="dxa"/>
-            <w:bottom w:w="0" w:type="dxa"/>
-          </w:tblCellMar>
-        </w:tblPrEx>
         <w:tc>
           <w:tcPr>
             <w:tcW w:w="2000" w:type="dxa"/>
@@ -1167,6 +1544,11 @@
           <w:p>
             <w:pPr>
               <w:jc w:val="center"/>
+              <w:rPr>
+                <w:rFonts w:ascii="Arial" w:hAnsi="Arial" w:cs="Arial"/>
+                <w:sz w:val="22"/>
+                <w:szCs w:val="22"/>
+              </w:rPr>
             </w:pPr>
             <w:r>
               <w:rPr>
@@ -1200,98 +1582,155 @@
           <w:p>
             <w:pPr>
               <w:jc w:val="center"/>
-            </w:pPr>
-          </w:p>
-        </w:tc>
-        <w:tc>
-          <w:tcPr>
-            <w:tcW w:w="1500" w:type="dxa"/>
-            <w:tcBorders>
-              <w:top w:val="single" w:sz="6" w:space="0" w:color="000000"/>
-              <w:left w:val="single" w:sz="6" w:space="0" w:color="000000"/>
-              <w:bottom w:val="single" w:sz="6" w:space="0" w:color="000000"/>
-              <w:right w:val="single" w:sz="6" w:space="0" w:color="000000"/>
-            </w:tcBorders>
-            <w:tcMar>
-              <w:top w:w="80" w:type="dxa"/>
-              <w:left w:w="100" w:type="dxa"/>
-              <w:bottom w:w="80" w:type="dxa"/>
-              <w:right w:w="100" w:type="dxa"/>
-            </w:tcMar>
-            <w:vAlign w:val="center"/>
-          </w:tcPr>
-          <w:p>
-            <w:pPr>
-              <w:jc w:val="center"/>
-            </w:pPr>
-          </w:p>
-        </w:tc>
-        <w:tc>
-          <w:tcPr>
-            <w:tcW w:w="1500" w:type="dxa"/>
-            <w:tcBorders>
-              <w:top w:val="single" w:sz="6" w:space="0" w:color="000000"/>
-              <w:left w:val="single" w:sz="6" w:space="0" w:color="000000"/>
-              <w:bottom w:val="single" w:sz="6" w:space="0" w:color="000000"/>
-              <w:right w:val="single" w:sz="6" w:space="0" w:color="000000"/>
-            </w:tcBorders>
-            <w:tcMar>
-              <w:top w:w="80" w:type="dxa"/>
-              <w:left w:w="100" w:type="dxa"/>
-              <w:bottom w:w="80" w:type="dxa"/>
-              <w:right w:w="100" w:type="dxa"/>
-            </w:tcMar>
-            <w:vAlign w:val="center"/>
-          </w:tcPr>
-          <w:p>
-            <w:pPr>
-              <w:jc w:val="center"/>
-            </w:pPr>
-          </w:p>
-        </w:tc>
-        <w:tc>
-          <w:tcPr>
-            <w:tcW w:w="1500" w:type="dxa"/>
-            <w:tcBorders>
-              <w:top w:val="single" w:sz="6" w:space="0" w:color="000000"/>
-              <w:left w:val="single" w:sz="6" w:space="0" w:color="000000"/>
-              <w:bottom w:val="single" w:sz="6" w:space="0" w:color="000000"/>
-              <w:right w:val="single" w:sz="6" w:space="0" w:color="000000"/>
-            </w:tcBorders>
-            <w:tcMar>
-              <w:top w:w="80" w:type="dxa"/>
-              <w:left w:w="100" w:type="dxa"/>
-              <w:bottom w:w="80" w:type="dxa"/>
-              <w:right w:w="100" w:type="dxa"/>
-            </w:tcMar>
-            <w:vAlign w:val="center"/>
-          </w:tcPr>
-          <w:p>
-            <w:pPr>
-              <w:jc w:val="center"/>
-            </w:pPr>
-          </w:p>
-        </w:tc>
-        <w:tc>
-          <w:tcPr>
-            <w:tcW w:w="1500" w:type="dxa"/>
-            <w:tcBorders>
-              <w:top w:val="single" w:sz="6" w:space="0" w:color="000000"/>
-              <w:left w:val="single" w:sz="6" w:space="0" w:color="000000"/>
-              <w:bottom w:val="single" w:sz="6" w:space="0" w:color="000000"/>
-              <w:right w:val="single" w:sz="6" w:space="0" w:color="000000"/>
-            </w:tcBorders>
-            <w:tcMar>
-              <w:top w:w="80" w:type="dxa"/>
-              <w:left w:w="100" w:type="dxa"/>
-              <w:bottom w:w="80" w:type="dxa"/>
-              <w:right w:w="100" w:type="dxa"/>
-            </w:tcMar>
-            <w:vAlign w:val="center"/>
-          </w:tcPr>
-          <w:p>
-            <w:pPr>
-              <w:jc w:val="center"/>
+              <w:rPr>
+                <w:rFonts w:ascii="Arial" w:hAnsi="Arial" w:cs="Arial"/>
+                <w:sz w:val="22"/>
+                <w:szCs w:val="22"/>
+              </w:rPr>
+            </w:pPr>
+            <w:r>
+              <w:rPr>
+                <w:rFonts w:ascii="Arial" w:hAnsi="Arial" w:cs="Arial"/>
+                <w:sz w:val="22"/>
+                <w:szCs w:val="22"/>
+              </w:rPr>
+              <w:t>10</w:t>
+            </w:r>
+          </w:p>
+        </w:tc>
+        <w:tc>
+          <w:tcPr>
+            <w:tcW w:w="1500" w:type="dxa"/>
+            <w:tcBorders>
+              <w:top w:val="single" w:sz="6" w:space="0" w:color="000000"/>
+              <w:left w:val="single" w:sz="6" w:space="0" w:color="000000"/>
+              <w:bottom w:val="single" w:sz="6" w:space="0" w:color="000000"/>
+              <w:right w:val="single" w:sz="6" w:space="0" w:color="000000"/>
+            </w:tcBorders>
+            <w:tcMar>
+              <w:top w:w="80" w:type="dxa"/>
+              <w:left w:w="100" w:type="dxa"/>
+              <w:bottom w:w="80" w:type="dxa"/>
+              <w:right w:w="100" w:type="dxa"/>
+            </w:tcMar>
+            <w:vAlign w:val="center"/>
+          </w:tcPr>
+          <w:p>
+            <w:pPr>
+              <w:jc w:val="center"/>
+              <w:rPr>
+                <w:rFonts w:ascii="Arial" w:hAnsi="Arial" w:cs="Arial"/>
+                <w:sz w:val="22"/>
+                <w:szCs w:val="22"/>
+              </w:rPr>
+            </w:pPr>
+            <w:r>
+              <w:rPr>
+                <w:rFonts w:ascii="Arial" w:hAnsi="Arial" w:cs="Arial"/>
+                <w:sz w:val="22"/>
+                <w:szCs w:val="22"/>
+              </w:rPr>
+              <w:t>10</w:t>
+            </w:r>
+          </w:p>
+        </w:tc>
+        <w:tc>
+          <w:tcPr>
+            <w:tcW w:w="1500" w:type="dxa"/>
+            <w:tcBorders>
+              <w:top w:val="single" w:sz="6" w:space="0" w:color="000000"/>
+              <w:left w:val="single" w:sz="6" w:space="0" w:color="000000"/>
+              <w:bottom w:val="single" w:sz="6" w:space="0" w:color="000000"/>
+              <w:right w:val="single" w:sz="6" w:space="0" w:color="000000"/>
+            </w:tcBorders>
+            <w:tcMar>
+              <w:top w:w="80" w:type="dxa"/>
+              <w:left w:w="100" w:type="dxa"/>
+              <w:bottom w:w="80" w:type="dxa"/>
+              <w:right w:w="100" w:type="dxa"/>
+            </w:tcMar>
+            <w:vAlign w:val="center"/>
+          </w:tcPr>
+          <w:p>
+            <w:pPr>
+              <w:jc w:val="center"/>
+              <w:rPr>
+                <w:rFonts w:ascii="Arial" w:hAnsi="Arial" w:cs="Arial"/>
+                <w:sz w:val="22"/>
+                <w:szCs w:val="22"/>
+              </w:rPr>
+            </w:pPr>
+            <w:r>
+              <w:rPr>
+                <w:rFonts w:ascii="Arial" w:hAnsi="Arial" w:cs="Arial"/>
+                <w:sz w:val="22"/>
+                <w:szCs w:val="22"/>
+              </w:rPr>
+              <w:t>10</w:t>
+            </w:r>
+          </w:p>
+        </w:tc>
+        <w:tc>
+          <w:tcPr>
+            <w:tcW w:w="1500" w:type="dxa"/>
+            <w:tcBorders>
+              <w:top w:val="single" w:sz="6" w:space="0" w:color="000000"/>
+              <w:left w:val="single" w:sz="6" w:space="0" w:color="000000"/>
+              <w:bottom w:val="single" w:sz="6" w:space="0" w:color="000000"/>
+              <w:right w:val="single" w:sz="6" w:space="0" w:color="000000"/>
+            </w:tcBorders>
+            <w:tcMar>
+              <w:top w:w="80" w:type="dxa"/>
+              <w:left w:w="100" w:type="dxa"/>
+              <w:bottom w:w="80" w:type="dxa"/>
+              <w:right w:w="100" w:type="dxa"/>
+            </w:tcMar>
+            <w:vAlign w:val="center"/>
+          </w:tcPr>
+          <w:p>
+            <w:pPr>
+              <w:jc w:val="center"/>
+              <w:rPr>
+                <w:rFonts w:ascii="Arial" w:hAnsi="Arial" w:cs="Arial"/>
+                <w:sz w:val="22"/>
+                <w:szCs w:val="22"/>
+              </w:rPr>
+            </w:pPr>
+            <w:r>
+              <w:rPr>
+                <w:rFonts w:ascii="Arial" w:hAnsi="Arial" w:cs="Arial"/>
+                <w:sz w:val="22"/>
+                <w:szCs w:val="22"/>
+              </w:rPr>
+              <w:t>10</w:t>
+            </w:r>
+          </w:p>
+        </w:tc>
+        <w:tc>
+          <w:tcPr>
+            <w:tcW w:w="1500" w:type="dxa"/>
+            <w:tcBorders>
+              <w:top w:val="single" w:sz="6" w:space="0" w:color="000000"/>
+              <w:left w:val="single" w:sz="6" w:space="0" w:color="000000"/>
+              <w:bottom w:val="single" w:sz="6" w:space="0" w:color="000000"/>
+              <w:right w:val="single" w:sz="6" w:space="0" w:color="000000"/>
+            </w:tcBorders>
+            <w:tcMar>
+              <w:top w:w="80" w:type="dxa"/>
+              <w:left w:w="100" w:type="dxa"/>
+              <w:bottom w:w="80" w:type="dxa"/>
+              <w:right w:w="100" w:type="dxa"/>
+            </w:tcMar>
+            <w:vAlign w:val="center"/>
+          </w:tcPr>
+          <w:p>
+            <w:pPr>
+              <w:jc w:val="center"/>
+              <w:rPr>
+                <w:rFonts w:ascii="Arial" w:hAnsi="Arial" w:cs="Arial"/>
+                <w:sz w:val="22"/>
+                <w:szCs w:val="22"/>
+              </w:rPr>
             </w:pPr>
             <w:r>
               <w:rPr>
@@ -1327,6 +1766,11 @@
                 <w:ilvl w:val="0"/>
                 <w:numId w:val="2"/>
               </w:numPr>
+              <w:rPr>
+                <w:rFonts w:ascii="Arial" w:hAnsi="Arial" w:cs="Arial"/>
+                <w:sz w:val="22"/>
+                <w:szCs w:val="22"/>
+              </w:rPr>
             </w:pPr>
             <w:r>
               <w:rPr>
@@ -1344,6 +1788,11 @@
                 <w:ilvl w:val="0"/>
                 <w:numId w:val="2"/>
               </w:numPr>
+              <w:rPr>
+                <w:rFonts w:ascii="Arial" w:hAnsi="Arial" w:cs="Arial"/>
+                <w:sz w:val="22"/>
+                <w:szCs w:val="22"/>
+              </w:rPr>
             </w:pPr>
             <w:r>
               <w:rPr>
@@ -1357,12 +1806,6 @@
         </w:tc>
       </w:tr>
       <w:tr>
-        <w:tblPrEx>
-          <w:tblCellMar>
-            <w:top w:w="0" w:type="dxa"/>
-            <w:bottom w:w="0" w:type="dxa"/>
-          </w:tblCellMar>
-        </w:tblPrEx>
         <w:tc>
           <w:tcPr>
             <w:tcW w:w="2000" w:type="dxa"/>
@@ -1384,6 +1827,11 @@
           <w:p>
             <w:pPr>
               <w:jc w:val="center"/>
+              <w:rPr>
+                <w:rFonts w:ascii="Arial" w:hAnsi="Arial" w:cs="Arial"/>
+                <w:sz w:val="22"/>
+                <w:szCs w:val="22"/>
+              </w:rPr>
             </w:pPr>
             <w:r>
               <w:rPr>
@@ -1417,99 +1865,164 @@
           <w:p>
             <w:pPr>
               <w:jc w:val="center"/>
-            </w:pPr>
-          </w:p>
-        </w:tc>
-        <w:tc>
-          <w:tcPr>
-            <w:tcW w:w="1500" w:type="dxa"/>
-            <w:tcBorders>
-              <w:top w:val="single" w:sz="6" w:space="0" w:color="000000"/>
-              <w:left w:val="single" w:sz="6" w:space="0" w:color="000000"/>
-              <w:bottom w:val="single" w:sz="6" w:space="0" w:color="000000"/>
-              <w:right w:val="single" w:sz="6" w:space="0" w:color="000000"/>
-            </w:tcBorders>
-            <w:tcMar>
-              <w:top w:w="80" w:type="dxa"/>
-              <w:left w:w="100" w:type="dxa"/>
-              <w:bottom w:w="80" w:type="dxa"/>
-              <w:right w:w="100" w:type="dxa"/>
-            </w:tcMar>
-            <w:vAlign w:val="center"/>
-          </w:tcPr>
-          <w:p>
-            <w:pPr>
-              <w:jc w:val="center"/>
-            </w:pPr>
-          </w:p>
-        </w:tc>
-        <w:tc>
-          <w:tcPr>
-            <w:tcW w:w="1500" w:type="dxa"/>
-            <w:tcBorders>
-              <w:top w:val="single" w:sz="6" w:space="0" w:color="000000"/>
-              <w:left w:val="single" w:sz="6" w:space="0" w:color="000000"/>
-              <w:bottom w:val="single" w:sz="6" w:space="0" w:color="000000"/>
-              <w:right w:val="single" w:sz="6" w:space="0" w:color="000000"/>
-            </w:tcBorders>
-            <w:tcMar>
-              <w:top w:w="80" w:type="dxa"/>
-              <w:left w:w="100" w:type="dxa"/>
-              <w:bottom w:w="80" w:type="dxa"/>
-              <w:right w:w="100" w:type="dxa"/>
-            </w:tcMar>
-            <w:vAlign w:val="center"/>
-          </w:tcPr>
-          <w:p>
-            <w:pPr>
-              <w:jc w:val="center"/>
-            </w:pPr>
-          </w:p>
-        </w:tc>
-        <w:tc>
-          <w:tcPr>
-            <w:tcW w:w="1500" w:type="dxa"/>
-            <w:tcBorders>
-              <w:top w:val="single" w:sz="6" w:space="0" w:color="000000"/>
-              <w:left w:val="single" w:sz="6" w:space="0" w:color="000000"/>
-              <w:bottom w:val="single" w:sz="6" w:space="0" w:color="000000"/>
-              <w:right w:val="single" w:sz="6" w:space="0" w:color="000000"/>
-            </w:tcBorders>
-            <w:tcMar>
-              <w:top w:w="80" w:type="dxa"/>
-              <w:left w:w="100" w:type="dxa"/>
-              <w:bottom w:w="80" w:type="dxa"/>
-              <w:right w:w="100" w:type="dxa"/>
-            </w:tcMar>
-            <w:vAlign w:val="center"/>
-          </w:tcPr>
-          <w:p>
-            <w:pPr>
-              <w:jc w:val="center"/>
-            </w:pPr>
-          </w:p>
-        </w:tc>
-        <w:tc>
-          <w:tcPr>
-            <w:tcW w:w="1500" w:type="dxa"/>
-            <w:tcBorders>
-              <w:top w:val="single" w:sz="6" w:space="0" w:color="000000"/>
-              <w:left w:val="single" w:sz="6" w:space="0" w:color="000000"/>
-              <w:bottom w:val="single" w:sz="6" w:space="0" w:color="000000"/>
-              <w:right w:val="single" w:sz="6" w:space="0" w:color="000000"/>
-            </w:tcBorders>
-            <w:tcMar>
-              <w:top w:w="80" w:type="dxa"/>
-              <w:left w:w="100" w:type="dxa"/>
-              <w:bottom w:w="80" w:type="dxa"/>
-              <w:right w:w="100" w:type="dxa"/>
-            </w:tcMar>
-            <w:vAlign w:val="center"/>
-          </w:tcPr>
-          <w:p>
-            <w:pPr>
-              <w:jc w:val="center"/>
-            </w:pPr>
+              <w:rPr>
+                <w:rFonts w:ascii="Arial" w:hAnsi="Arial" w:cs="Arial"/>
+                <w:sz w:val="22"/>
+                <w:szCs w:val="22"/>
+              </w:rPr>
+            </w:pPr>
+            <w:r>
+              <w:rPr>
+                <w:rFonts w:ascii="Arial" w:hAnsi="Arial" w:cs="Arial"/>
+                <w:sz w:val="22"/>
+                <w:szCs w:val="22"/>
+              </w:rPr>
+              <w:t>10</w:t>
+            </w:r>
+          </w:p>
+        </w:tc>
+        <w:tc>
+          <w:tcPr>
+            <w:tcW w:w="1500" w:type="dxa"/>
+            <w:tcBorders>
+              <w:top w:val="single" w:sz="6" w:space="0" w:color="000000"/>
+              <w:left w:val="single" w:sz="6" w:space="0" w:color="000000"/>
+              <w:bottom w:val="single" w:sz="6" w:space="0" w:color="000000"/>
+              <w:right w:val="single" w:sz="6" w:space="0" w:color="000000"/>
+            </w:tcBorders>
+            <w:tcMar>
+              <w:top w:w="80" w:type="dxa"/>
+              <w:left w:w="100" w:type="dxa"/>
+              <w:bottom w:w="80" w:type="dxa"/>
+              <w:right w:w="100" w:type="dxa"/>
+            </w:tcMar>
+            <w:vAlign w:val="center"/>
+          </w:tcPr>
+          <w:p>
+            <w:pPr>
+              <w:jc w:val="center"/>
+              <w:rPr>
+                <w:rFonts w:ascii="Arial" w:hAnsi="Arial" w:cs="Arial"/>
+                <w:sz w:val="22"/>
+                <w:szCs w:val="22"/>
+              </w:rPr>
+            </w:pPr>
+            <w:r>
+              <w:rPr>
+                <w:rFonts w:ascii="Arial" w:hAnsi="Arial" w:cs="Arial"/>
+                <w:sz w:val="22"/>
+                <w:szCs w:val="22"/>
+              </w:rPr>
+              <w:t>10</w:t>
+            </w:r>
+          </w:p>
+        </w:tc>
+        <w:tc>
+          <w:tcPr>
+            <w:tcW w:w="1500" w:type="dxa"/>
+            <w:tcBorders>
+              <w:top w:val="single" w:sz="6" w:space="0" w:color="000000"/>
+              <w:left w:val="single" w:sz="6" w:space="0" w:color="000000"/>
+              <w:bottom w:val="single" w:sz="6" w:space="0" w:color="000000"/>
+              <w:right w:val="single" w:sz="6" w:space="0" w:color="000000"/>
+            </w:tcBorders>
+            <w:tcMar>
+              <w:top w:w="80" w:type="dxa"/>
+              <w:left w:w="100" w:type="dxa"/>
+              <w:bottom w:w="80" w:type="dxa"/>
+              <w:right w:w="100" w:type="dxa"/>
+            </w:tcMar>
+            <w:vAlign w:val="center"/>
+          </w:tcPr>
+          <w:p>
+            <w:pPr>
+              <w:jc w:val="center"/>
+              <w:rPr>
+                <w:rFonts w:ascii="Arial" w:hAnsi="Arial" w:cs="Arial"/>
+                <w:sz w:val="22"/>
+                <w:szCs w:val="22"/>
+              </w:rPr>
+            </w:pPr>
+            <w:r>
+              <w:rPr>
+                <w:rFonts w:ascii="Arial" w:hAnsi="Arial" w:cs="Arial"/>
+                <w:sz w:val="22"/>
+                <w:szCs w:val="22"/>
+              </w:rPr>
+              <w:t>10</w:t>
+            </w:r>
+          </w:p>
+        </w:tc>
+        <w:tc>
+          <w:tcPr>
+            <w:tcW w:w="1500" w:type="dxa"/>
+            <w:tcBorders>
+              <w:top w:val="single" w:sz="6" w:space="0" w:color="000000"/>
+              <w:left w:val="single" w:sz="6" w:space="0" w:color="000000"/>
+              <w:bottom w:val="single" w:sz="6" w:space="0" w:color="000000"/>
+              <w:right w:val="single" w:sz="6" w:space="0" w:color="000000"/>
+            </w:tcBorders>
+            <w:tcMar>
+              <w:top w:w="80" w:type="dxa"/>
+              <w:left w:w="100" w:type="dxa"/>
+              <w:bottom w:w="80" w:type="dxa"/>
+              <w:right w:w="100" w:type="dxa"/>
+            </w:tcMar>
+            <w:vAlign w:val="center"/>
+          </w:tcPr>
+          <w:p>
+            <w:pPr>
+              <w:jc w:val="center"/>
+              <w:rPr>
+                <w:rFonts w:ascii="Arial" w:hAnsi="Arial" w:cs="Arial"/>
+                <w:sz w:val="22"/>
+                <w:szCs w:val="22"/>
+              </w:rPr>
+            </w:pPr>
+            <w:r>
+              <w:rPr>
+                <w:rFonts w:ascii="Arial" w:hAnsi="Arial" w:cs="Arial"/>
+                <w:sz w:val="22"/>
+                <w:szCs w:val="22"/>
+              </w:rPr>
+              <w:t>10</w:t>
+            </w:r>
+          </w:p>
+        </w:tc>
+        <w:tc>
+          <w:tcPr>
+            <w:tcW w:w="1500" w:type="dxa"/>
+            <w:tcBorders>
+              <w:top w:val="single" w:sz="6" w:space="0" w:color="000000"/>
+              <w:left w:val="single" w:sz="6" w:space="0" w:color="000000"/>
+              <w:bottom w:val="single" w:sz="6" w:space="0" w:color="000000"/>
+              <w:right w:val="single" w:sz="6" w:space="0" w:color="000000"/>
+            </w:tcBorders>
+            <w:tcMar>
+              <w:top w:w="80" w:type="dxa"/>
+              <w:left w:w="100" w:type="dxa"/>
+              <w:bottom w:w="80" w:type="dxa"/>
+              <w:right w:w="100" w:type="dxa"/>
+            </w:tcMar>
+            <w:vAlign w:val="center"/>
+          </w:tcPr>
+          <w:p>
+            <w:pPr>
+              <w:jc w:val="center"/>
+              <w:rPr>
+                <w:rFonts w:ascii="Arial" w:hAnsi="Arial" w:cs="Arial"/>
+                <w:sz w:val="22"/>
+                <w:szCs w:val="22"/>
+              </w:rPr>
+            </w:pPr>
+            <w:r>
+              <w:rPr>
+                <w:rFonts w:ascii="Arial" w:hAnsi="Arial" w:cs="Arial"/>
+                <w:sz w:val="22"/>
+                <w:szCs w:val="22"/>
+              </w:rPr>
+              <w:t>10</w:t>
+            </w:r>
           </w:p>
         </w:tc>
         <w:tc>
@@ -1532,12 +2045,25 @@
           <w:p>
             <w:pPr>
               <w:jc w:val="center"/>
+              <w:rPr>
+                <w:rFonts w:ascii="Arial" w:hAnsi="Arial" w:cs="Arial"/>
+                <w:sz w:val="22"/>
+                <w:szCs w:val="22"/>
+              </w:rPr>
             </w:pPr>
           </w:p>
         </w:tc>
       </w:tr>
     </w:tbl>
-    <w:p/>
+    <w:p>
+      <w:pPr>
+        <w:rPr>
+          <w:rFonts w:ascii="Arial" w:hAnsi="Arial" w:cs="Arial"/>
+          <w:sz w:val="22"/>
+          <w:szCs w:val="22"/>
+        </w:rPr>
+      </w:pPr>
+    </w:p>
     <w:sectPr>
       <w:pgSz w:w="15840" w:h="12240" w:orient="landscape"/>
       <w:pgMar w:top="1080" w:right="1080" w:bottom="1080" w:left="1080" w:header="708" w:footer="708" w:gutter="0"/>
